--- a/lessons/2-8/downloads/reveal/2.8-session-2-practice-form-a.docx
+++ b/lessons/2-8/downloads/reveal/2.8-session-2-practice-form-a.docx
@@ -15,7 +15,7 @@
         <w:rPr>
           <w:rFonts w:ascii="Avenir Next" w:hAnsi="Avenir Next" w:cs="Avenir Next" w:eastAsia="Avenir Next"/>
           <w:color w:val="1A1A1A"/>
-          <w:sz w:val="20"/>
+          <w:sz w:val="22"/>
           <w:szCs w:val="20"/>
         </w:rPr>
         <w:t xml:space="preserve">Name</w:t>
@@ -33,7 +33,7 @@
         <w:rPr>
           <w:rFonts w:ascii="Avenir Next" w:hAnsi="Avenir Next" w:cs="Avenir Next" w:eastAsia="Avenir Next"/>
           <w:color w:val="1A1A1A"/>
-          <w:sz w:val="20"/>
+          <w:sz w:val="22"/>
           <w:szCs w:val="20"/>
         </w:rPr>
         <w:t xml:space="preserve">   Date</w:t>
@@ -51,7 +51,7 @@
         <w:rPr>
           <w:rFonts w:ascii="Avenir Next" w:hAnsi="Avenir Next" w:cs="Avenir Next" w:eastAsia="Avenir Next"/>
           <w:color w:val="1A1A1A"/>
-          <w:sz w:val="20"/>
+          <w:sz w:val="22"/>
           <w:szCs w:val="20"/>
         </w:rPr>
         <w:t xml:space="preserve">   Period</w:t>
@@ -78,7 +78,7 @@
           <w:caps/>
           <w:color w:val="003A70"/>
           <w:spacing w:val="12"/>
-          <w:sz w:val="19"/>
+          <w:sz w:val="22"/>
           <w:szCs w:val="19"/>
         </w:rPr>
         <w:t xml:space="preserve">Lesson 2-8  ·  Session 2  ·  Practice  ·  Form A</w:t>
@@ -86,6 +86,7 @@
     </w:p>
     <w:p>
       <w:pPr>
+        <w:pStyle w:val="Heading1"/>
         <w:keepNext/>
         <w:spacing w:before="0" w:after="10" w:line="240" w:lineRule="auto"/>
       </w:pPr>
@@ -111,7 +112,7 @@
         <w:rPr>
           <w:rFonts w:ascii="Avenir Next" w:hAnsi="Avenir Next" w:cs="Avenir Next" w:eastAsia="Avenir Next"/>
           <w:color w:val="5A5F66"/>
-          <w:sz w:val="17"/>
+          <w:sz w:val="22"/>
           <w:szCs w:val="17"/>
         </w:rPr>
         <w:t xml:space="preserve">Learning target — I can find the value a data set still needs in order to reach a target mean.</w:t>
@@ -128,7 +129,7 @@
     </w:p>
     <w:p>
       <w:pPr>
-        <w:spacing w:before="0" w:after="0" w:line="60" w:lineRule="auto"/>
+        <w:spacing w:before="0" w:after="0" w:line="50" w:lineRule="exact"/>
       </w:pPr>
     </w:p>
     <w:tbl>
@@ -167,6 +168,7 @@
           </w:tcPr>
           <w:p>
             <w:pPr>
+              <w:pStyle w:val="Heading2"/>
               <w:spacing w:before="0" w:after="40" w:line="264" w:lineRule="auto"/>
             </w:pPr>
             <w:r>
@@ -194,35 +196,35 @@
                 <w:rFonts w:ascii="Avenir Next" w:hAnsi="Avenir Next" w:cs="Avenir Next" w:eastAsia="Avenir Next"/>
                 <w:b/>
                 <w:color w:val="003A70"/>
+                <w:sz w:val="22"/>
+                <w:szCs w:val="18"/>
+              </w:rPr>
+              <w:t xml:space="preserve">•</w:t>
+            </w:r>
+            <w:r>
+              <w:rPr>
+                <w:rFonts w:ascii="Avenir Next" w:hAnsi="Avenir Next" w:cs="Avenir Next" w:eastAsia="Avenir Next"/>
+                <w:color w:val="1A1A1A"/>
                 <w:sz w:val="18"/>
                 <w:szCs w:val="18"/>
               </w:rPr>
-              <w:t xml:space="preserve">•</w:t>
-            </w:r>
-            <w:r>
-              <w:rPr>
-                <w:rFonts w:ascii="Avenir Next" w:hAnsi="Avenir Next" w:cs="Avenir Next" w:eastAsia="Avenir Next"/>
-                <w:color w:val="1A1A1A"/>
-                <w:sz w:val="18"/>
+              <w:tab/>
+            </w:r>
+            <w:r>
+              <w:rPr>
+                <w:rFonts w:ascii="Avenir Next" w:hAnsi="Avenir Next" w:cs="Avenir Next" w:eastAsia="Avenir Next"/>
+                <w:b/>
+                <w:color w:val="1A1A1A"/>
+                <w:sz w:val="22"/>
                 <w:szCs w:val="18"/>
               </w:rPr>
-              <w:tab/>
-            </w:r>
-            <w:r>
-              <w:rPr>
-                <w:rFonts w:ascii="Avenir Next" w:hAnsi="Avenir Next" w:cs="Avenir Next" w:eastAsia="Avenir Next"/>
-                <w:b/>
-                <w:color w:val="1A1A1A"/>
-                <w:sz w:val="18"/>
-                <w:szCs w:val="18"/>
-              </w:rPr>
               <w:t xml:space="preserve">Target total = target mean × number of values.</w:t>
             </w:r>
             <w:r>
               <w:rPr>
                 <w:rFonts w:ascii="Avenir Next" w:hAnsi="Avenir Next" w:cs="Avenir Next" w:eastAsia="Avenir Next"/>
                 <w:color w:val="1A1A1A"/>
-                <w:sz w:val="18"/>
+                <w:sz w:val="22"/>
                 <w:szCs w:val="18"/>
               </w:rPr>
               <w:t xml:space="preserve"> Count the missing value too.</w:t>
@@ -241,18 +243,18 @@
                 <w:rFonts w:ascii="Avenir Next" w:hAnsi="Avenir Next" w:cs="Avenir Next" w:eastAsia="Avenir Next"/>
                 <w:b/>
                 <w:color w:val="003A70"/>
+                <w:sz w:val="22"/>
+                <w:szCs w:val="18"/>
+              </w:rPr>
+              <w:t xml:space="preserve">•</w:t>
+            </w:r>
+            <w:r>
+              <w:rPr>
+                <w:rFonts w:ascii="Avenir Next" w:hAnsi="Avenir Next" w:cs="Avenir Next" w:eastAsia="Avenir Next"/>
+                <w:color w:val="1A1A1A"/>
                 <w:sz w:val="18"/>
                 <w:szCs w:val="18"/>
               </w:rPr>
-              <w:t xml:space="preserve">•</w:t>
-            </w:r>
-            <w:r>
-              <w:rPr>
-                <w:rFonts w:ascii="Avenir Next" w:hAnsi="Avenir Next" w:cs="Avenir Next" w:eastAsia="Avenir Next"/>
-                <w:color w:val="1A1A1A"/>
-                <w:sz w:val="18"/>
-                <w:szCs w:val="18"/>
-              </w:rPr>
               <w:tab/>
             </w:r>
             <w:r>
@@ -260,7 +262,7 @@
                 <w:rFonts w:ascii="Avenir Next" w:hAnsi="Avenir Next" w:cs="Avenir Next" w:eastAsia="Avenir Next"/>
                 <w:b/>
                 <w:color w:val="1A1A1A"/>
-                <w:sz w:val="18"/>
+                <w:sz w:val="22"/>
                 <w:szCs w:val="18"/>
               </w:rPr>
               <w:t xml:space="preserve">Missing value = target total − sum so far.</w:t>
@@ -279,44 +281,44 @@
                 <w:rFonts w:ascii="Avenir Next" w:hAnsi="Avenir Next" w:cs="Avenir Next" w:eastAsia="Avenir Next"/>
                 <w:b/>
                 <w:color w:val="003A70"/>
+                <w:sz w:val="22"/>
+                <w:szCs w:val="18"/>
+              </w:rPr>
+              <w:t xml:space="preserve">•</w:t>
+            </w:r>
+            <w:r>
+              <w:rPr>
+                <w:rFonts w:ascii="Avenir Next" w:hAnsi="Avenir Next" w:cs="Avenir Next" w:eastAsia="Avenir Next"/>
+                <w:color w:val="1A1A1A"/>
                 <w:sz w:val="18"/>
                 <w:szCs w:val="18"/>
               </w:rPr>
-              <w:t xml:space="preserve">•</w:t>
-            </w:r>
-            <w:r>
-              <w:rPr>
-                <w:rFonts w:ascii="Avenir Next" w:hAnsi="Avenir Next" w:cs="Avenir Next" w:eastAsia="Avenir Next"/>
-                <w:color w:val="1A1A1A"/>
-                <w:sz w:val="18"/>
+              <w:tab/>
+            </w:r>
+            <w:r>
+              <w:rPr>
+                <w:rFonts w:ascii="Avenir Next" w:hAnsi="Avenir Next" w:cs="Avenir Next" w:eastAsia="Avenir Next"/>
+                <w:color w:val="1A1A1A"/>
+                <w:sz w:val="22"/>
                 <w:szCs w:val="18"/>
               </w:rPr>
-              <w:tab/>
-            </w:r>
-            <w:r>
-              <w:rPr>
-                <w:rFonts w:ascii="Avenir Next" w:hAnsi="Avenir Next" w:cs="Avenir Next" w:eastAsia="Avenir Next"/>
-                <w:color w:val="1A1A1A"/>
-                <w:sz w:val="18"/>
+              <w:t xml:space="preserve">If the missing value is more than the top score allowed, the goal is </w:t>
+            </w:r>
+            <w:r>
+              <w:rPr>
+                <w:rFonts w:ascii="Avenir Next" w:hAnsi="Avenir Next" w:cs="Avenir Next" w:eastAsia="Avenir Next"/>
+                <w:b/>
+                <w:color w:val="1A1A1A"/>
+                <w:sz w:val="22"/>
                 <w:szCs w:val="18"/>
               </w:rPr>
-              <w:t xml:space="preserve">If the missing value is more than the top score allowed, the goal is </w:t>
-            </w:r>
-            <w:r>
-              <w:rPr>
-                <w:rFonts w:ascii="Avenir Next" w:hAnsi="Avenir Next" w:cs="Avenir Next" w:eastAsia="Avenir Next"/>
-                <w:b/>
-                <w:color w:val="1A1A1A"/>
-                <w:sz w:val="18"/>
-                <w:szCs w:val="18"/>
-              </w:rPr>
               <w:t xml:space="preserve">not possible</w:t>
             </w:r>
             <w:r>
               <w:rPr>
                 <w:rFonts w:ascii="Avenir Next" w:hAnsi="Avenir Next" w:cs="Avenir Next" w:eastAsia="Avenir Next"/>
                 <w:color w:val="1A1A1A"/>
-                <w:sz w:val="18"/>
+                <w:sz w:val="22"/>
                 <w:szCs w:val="18"/>
               </w:rPr>
               <w:t xml:space="preserve">.</w:t>
@@ -331,6 +333,7 @@
           </w:tcPr>
           <w:p>
             <w:pPr>
+              <w:pStyle w:val="Heading2"/>
               <w:spacing w:before="0" w:after="40" w:line="264" w:lineRule="auto"/>
             </w:pPr>
             <w:r>
@@ -353,7 +356,7 @@
               <w:rPr>
                 <w:rFonts w:ascii="Avenir Next" w:hAnsi="Avenir Next" w:cs="Avenir Next" w:eastAsia="Avenir Next"/>
                 <w:color w:val="1A1A1A"/>
-                <w:sz w:val="17"/>
+                <w:sz w:val="22"/>
                 <w:szCs w:val="17"/>
               </w:rPr>
               <w:t xml:space="preserve">Quiz scores are 6, 7 and 9. What fourth score gives a mean of 8?</w:t>
@@ -372,25 +375,25 @@
                 <w:rFonts w:ascii="Avenir Next" w:hAnsi="Avenir Next" w:cs="Avenir Next" w:eastAsia="Avenir Next"/>
                 <w:b/>
                 <w:color w:val="003A70"/>
+                <w:sz w:val="22"/>
+                <w:szCs w:val="17"/>
+              </w:rPr>
+              <w:t xml:space="preserve">Step 1</w:t>
+            </w:r>
+            <w:r>
+              <w:rPr>
+                <w:rFonts w:ascii="Avenir Next" w:hAnsi="Avenir Next" w:cs="Avenir Next" w:eastAsia="Avenir Next"/>
+                <w:color w:val="1A1A1A"/>
                 <w:sz w:val="17"/>
                 <w:szCs w:val="17"/>
               </w:rPr>
-              <w:t xml:space="preserve">Step 1</w:t>
-            </w:r>
-            <w:r>
-              <w:rPr>
-                <w:rFonts w:ascii="Avenir Next" w:hAnsi="Avenir Next" w:cs="Avenir Next" w:eastAsia="Avenir Next"/>
-                <w:color w:val="1A1A1A"/>
-                <w:sz w:val="17"/>
-                <w:szCs w:val="17"/>
-              </w:rPr>
               <w:tab/>
             </w:r>
             <w:r>
               <w:rPr>
                 <w:rFonts w:ascii="Avenir Next" w:hAnsi="Avenir Next" w:cs="Avenir Next" w:eastAsia="Avenir Next"/>
                 <w:color w:val="1A1A1A"/>
-                <w:sz w:val="17"/>
+                <w:sz w:val="22"/>
                 <w:szCs w:val="17"/>
               </w:rPr>
               <w:t xml:space="preserve">Count all scores, with the missing one: 4.</w:t>
@@ -409,25 +412,25 @@
                 <w:rFonts w:ascii="Avenir Next" w:hAnsi="Avenir Next" w:cs="Avenir Next" w:eastAsia="Avenir Next"/>
                 <w:b/>
                 <w:color w:val="003A70"/>
+                <w:sz w:val="22"/>
+                <w:szCs w:val="17"/>
+              </w:rPr>
+              <w:t xml:space="preserve">Step 2</w:t>
+            </w:r>
+            <w:r>
+              <w:rPr>
+                <w:rFonts w:ascii="Avenir Next" w:hAnsi="Avenir Next" w:cs="Avenir Next" w:eastAsia="Avenir Next"/>
+                <w:color w:val="1A1A1A"/>
                 <w:sz w:val="17"/>
                 <w:szCs w:val="17"/>
               </w:rPr>
-              <w:t xml:space="preserve">Step 2</w:t>
-            </w:r>
-            <w:r>
-              <w:rPr>
-                <w:rFonts w:ascii="Avenir Next" w:hAnsi="Avenir Next" w:cs="Avenir Next" w:eastAsia="Avenir Next"/>
-                <w:color w:val="1A1A1A"/>
-                <w:sz w:val="17"/>
-                <w:szCs w:val="17"/>
-              </w:rPr>
               <w:tab/>
             </w:r>
             <w:r>
               <w:rPr>
                 <w:rFonts w:ascii="Avenir Next" w:hAnsi="Avenir Next" w:cs="Avenir Next" w:eastAsia="Avenir Next"/>
                 <w:color w:val="1A1A1A"/>
-                <w:sz w:val="17"/>
+                <w:sz w:val="22"/>
                 <w:szCs w:val="17"/>
               </w:rPr>
               <w:t xml:space="preserve">Target total: 8 × 4 = 32. Sum so far: 6 + 7 + 9 = 22.</w:t>
@@ -446,25 +449,25 @@
                 <w:rFonts w:ascii="Avenir Next" w:hAnsi="Avenir Next" w:cs="Avenir Next" w:eastAsia="Avenir Next"/>
                 <w:b/>
                 <w:color w:val="003A70"/>
+                <w:sz w:val="22"/>
+                <w:szCs w:val="17"/>
+              </w:rPr>
+              <w:t xml:space="preserve">Step 3</w:t>
+            </w:r>
+            <w:r>
+              <w:rPr>
+                <w:rFonts w:ascii="Avenir Next" w:hAnsi="Avenir Next" w:cs="Avenir Next" w:eastAsia="Avenir Next"/>
+                <w:color w:val="1A1A1A"/>
                 <w:sz w:val="17"/>
                 <w:szCs w:val="17"/>
               </w:rPr>
-              <w:t xml:space="preserve">Step 3</w:t>
-            </w:r>
-            <w:r>
-              <w:rPr>
-                <w:rFonts w:ascii="Avenir Next" w:hAnsi="Avenir Next" w:cs="Avenir Next" w:eastAsia="Avenir Next"/>
-                <w:color w:val="1A1A1A"/>
-                <w:sz w:val="17"/>
-                <w:szCs w:val="17"/>
-              </w:rPr>
               <w:tab/>
             </w:r>
             <w:r>
               <w:rPr>
                 <w:rFonts w:ascii="Avenir Next" w:hAnsi="Avenir Next" w:cs="Avenir Next" w:eastAsia="Avenir Next"/>
                 <w:color w:val="1A1A1A"/>
-                <w:sz w:val="17"/>
+                <w:sz w:val="22"/>
                 <w:szCs w:val="17"/>
               </w:rPr>
               <w:t xml:space="preserve">32 − 22 = 10. Check: 6 + 7 + 9 + 10 = 32 and 32 ÷ 4 = 8.</w:t>
@@ -483,18 +486,18 @@
                 <w:rFonts w:ascii="Avenir Next" w:hAnsi="Avenir Next" w:cs="Avenir Next" w:eastAsia="Avenir Next"/>
                 <w:b/>
                 <w:color w:val="1A1A1A"/>
+                <w:sz w:val="22"/>
+                <w:szCs w:val="17"/>
+              </w:rPr>
+              <w:t xml:space="preserve">Answer</w:t>
+            </w:r>
+            <w:r>
+              <w:rPr>
+                <w:rFonts w:ascii="Avenir Next" w:hAnsi="Avenir Next" w:cs="Avenir Next" w:eastAsia="Avenir Next"/>
+                <w:color w:val="1A1A1A"/>
                 <w:sz w:val="17"/>
                 <w:szCs w:val="17"/>
               </w:rPr>
-              <w:t xml:space="preserve">Answer</w:t>
-            </w:r>
-            <w:r>
-              <w:rPr>
-                <w:rFonts w:ascii="Avenir Next" w:hAnsi="Avenir Next" w:cs="Avenir Next" w:eastAsia="Avenir Next"/>
-                <w:color w:val="1A1A1A"/>
-                <w:sz w:val="17"/>
-                <w:szCs w:val="17"/>
-              </w:rPr>
               <w:tab/>
             </w:r>
             <w:r>
@@ -502,7 +505,7 @@
                 <w:rFonts w:ascii="Avenir Next" w:hAnsi="Avenir Next" w:cs="Avenir Next" w:eastAsia="Avenir Next"/>
                 <w:b/>
                 <w:color w:val="1A1A1A"/>
-                <w:sz w:val="17"/>
+                <w:sz w:val="22"/>
                 <w:szCs w:val="17"/>
               </w:rPr>
               <w:t xml:space="preserve">The fourth score is 10.</w:t>
@@ -531,7 +534,7 @@
           <w:rFonts w:ascii="Avenir Next" w:hAnsi="Avenir Next" w:cs="Avenir Next" w:eastAsia="Avenir Next"/>
           <w:b/>
           <w:color w:val="1A1A1A"/>
-          <w:sz w:val="17"/>
+          <w:sz w:val="22"/>
           <w:szCs w:val="17"/>
         </w:rPr>
         <w:t xml:space="preserve">target mean</w:t>
@@ -541,7 +544,7 @@
           <w:rFonts w:ascii="Avenir Next" w:hAnsi="Avenir Next" w:cs="Avenir Next" w:eastAsia="Avenir Next"/>
           <w:i/>
           <w:color w:val="5A5F66"/>
-          <w:sz w:val="17"/>
+          <w:sz w:val="22"/>
           <w:szCs w:val="17"/>
         </w:rPr>
         <w:t xml:space="preserve"> (media objetivo)</w:t>
@@ -550,7 +553,7 @@
         <w:rPr>
           <w:rFonts w:ascii="Avenir Next" w:hAnsi="Avenir Next" w:cs="Avenir Next" w:eastAsia="Avenir Next"/>
           <w:color w:val="5A5F66"/>
-          <w:sz w:val="17"/>
+          <w:sz w:val="22"/>
           <w:szCs w:val="17"/>
         </w:rPr>
         <w:t xml:space="preserve">   ·   </w:t>
@@ -560,7 +563,7 @@
           <w:rFonts w:ascii="Avenir Next" w:hAnsi="Avenir Next" w:cs="Avenir Next" w:eastAsia="Avenir Next"/>
           <w:b/>
           <w:color w:val="1A1A1A"/>
-          <w:sz w:val="17"/>
+          <w:sz w:val="22"/>
           <w:szCs w:val="17"/>
         </w:rPr>
         <w:t xml:space="preserve">target total</w:t>
@@ -570,7 +573,7 @@
           <w:rFonts w:ascii="Avenir Next" w:hAnsi="Avenir Next" w:cs="Avenir Next" w:eastAsia="Avenir Next"/>
           <w:i/>
           <w:color w:val="5A5F66"/>
-          <w:sz w:val="17"/>
+          <w:sz w:val="22"/>
           <w:szCs w:val="17"/>
         </w:rPr>
         <w:t xml:space="preserve"> (total objetivo)</w:t>
@@ -579,7 +582,7 @@
         <w:rPr>
           <w:rFonts w:ascii="Avenir Next" w:hAnsi="Avenir Next" w:cs="Avenir Next" w:eastAsia="Avenir Next"/>
           <w:color w:val="5A5F66"/>
-          <w:sz w:val="17"/>
+          <w:sz w:val="22"/>
           <w:szCs w:val="17"/>
         </w:rPr>
         <w:t xml:space="preserve">   ·   </w:t>
@@ -589,7 +592,7 @@
           <w:rFonts w:ascii="Avenir Next" w:hAnsi="Avenir Next" w:cs="Avenir Next" w:eastAsia="Avenir Next"/>
           <w:b/>
           <w:color w:val="1A1A1A"/>
-          <w:sz w:val="17"/>
+          <w:sz w:val="22"/>
           <w:szCs w:val="17"/>
         </w:rPr>
         <w:t xml:space="preserve">missing value</w:t>
@@ -599,7 +602,7 @@
           <w:rFonts w:ascii="Avenir Next" w:hAnsi="Avenir Next" w:cs="Avenir Next" w:eastAsia="Avenir Next"/>
           <w:i/>
           <w:color w:val="5A5F66"/>
-          <w:sz w:val="17"/>
+          <w:sz w:val="22"/>
           <w:szCs w:val="17"/>
         </w:rPr>
         <w:t xml:space="preserve"> (valor faltante)</w:t>
@@ -607,6 +610,7 @@
     </w:p>
     <w:p>
       <w:pPr>
+        <w:pStyle w:val="Heading2"/>
         <w:keepNext/>
         <w:pBdr>
           <w:bottom w:val="single" w:sz="8" w:space="3" w:color="003A70"/>
@@ -622,7 +626,7 @@
           <w:b/>
           <w:color w:val="003A70"/>
           <w:spacing w:val="14"/>
-          <w:sz w:val="19"/>
+          <w:sz w:val="22"/>
           <w:szCs w:val="19"/>
         </w:rPr>
         <w:t xml:space="preserve">PRACTICE</w:t>
@@ -641,7 +645,7 @@
           <w:rFonts w:ascii="Avenir Next" w:hAnsi="Avenir Next" w:cs="Avenir Next" w:eastAsia="Avenir Next"/>
           <w:i/>
           <w:color w:val="5A5F66"/>
-          <w:sz w:val="17"/>
+          <w:sz w:val="22"/>
           <w:szCs w:val="17"/>
         </w:rPr>
         <w:t xml:space="preserve">show your work · label units</w:t>
@@ -649,7 +653,7 @@
     </w:p>
     <w:p>
       <w:pPr>
-        <w:spacing w:before="0" w:after="0" w:line="20" w:lineRule="exact"/>
+        <w:spacing w:before="0" w:after="0" w:line="50" w:lineRule="exact"/>
       </w:pPr>
     </w:p>
     <w:tbl>
@@ -699,25 +703,25 @@
                 <w:rFonts w:ascii="Avenir Next" w:hAnsi="Avenir Next" w:cs="Avenir Next" w:eastAsia="Avenir Next"/>
                 <w:b/>
                 <w:color w:val="1A1A1A"/>
+                <w:sz w:val="22"/>
+                <w:szCs w:val="20"/>
+              </w:rPr>
+              <w:t xml:space="preserve">1.</w:t>
+            </w:r>
+            <w:r>
+              <w:rPr>
+                <w:rFonts w:ascii="Avenir Next" w:hAnsi="Avenir Next" w:cs="Avenir Next" w:eastAsia="Avenir Next"/>
+                <w:color w:val="1A1A1A"/>
                 <w:sz w:val="20"/>
                 <w:szCs w:val="20"/>
               </w:rPr>
-              <w:t xml:space="preserve">1.</w:t>
-            </w:r>
-            <w:r>
-              <w:rPr>
-                <w:rFonts w:ascii="Avenir Next" w:hAnsi="Avenir Next" w:cs="Avenir Next" w:eastAsia="Avenir Next"/>
-                <w:color w:val="1A1A1A"/>
-                <w:sz w:val="20"/>
-                <w:szCs w:val="20"/>
-              </w:rPr>
               <w:tab/>
             </w:r>
             <w:r>
               <w:rPr>
                 <w:rFonts w:ascii="Avenir Next" w:hAnsi="Avenir Next" w:cs="Avenir Next" w:eastAsia="Avenir Next"/>
                 <w:color w:val="1A1A1A"/>
-                <w:sz w:val="20"/>
+                <w:sz w:val="22"/>
                 <w:szCs w:val="20"/>
               </w:rPr>
               <w:t xml:space="preserve">Fill in each blank.</w:t>
@@ -772,7 +776,7 @@
                       <w:rFonts w:ascii="Avenir Next" w:hAnsi="Avenir Next" w:cs="Avenir Next" w:eastAsia="Avenir Next"/>
                       <w:b/>
                       <w:color w:val="003A70"/>
-                      <w:sz w:val="20"/>
+                      <w:sz w:val="22"/>
                       <w:szCs w:val="20"/>
                     </w:rPr>
                     <w:t xml:space="preserve">a.</w:t>
@@ -790,7 +794,7 @@
                     <w:rPr>
                       <w:rFonts w:ascii="Avenir Next" w:hAnsi="Avenir Next" w:cs="Avenir Next" w:eastAsia="Avenir Next"/>
                       <w:color w:val="1A1A1A"/>
-                      <w:sz w:val="20"/>
+                      <w:sz w:val="22"/>
                       <w:szCs w:val="20"/>
                     </w:rPr>
                     <w:t xml:space="preserve">Mean 20, 4 values. Total =</w:t>
@@ -834,7 +838,7 @@
                       <w:rFonts w:ascii="Avenir Next" w:hAnsi="Avenir Next" w:cs="Avenir Next" w:eastAsia="Avenir Next"/>
                       <w:b/>
                       <w:color w:val="003A70"/>
-                      <w:sz w:val="20"/>
+                      <w:sz w:val="22"/>
                       <w:szCs w:val="20"/>
                     </w:rPr>
                     <w:t xml:space="preserve">b.</w:t>
@@ -852,7 +856,7 @@
                     <w:rPr>
                       <w:rFonts w:ascii="Avenir Next" w:hAnsi="Avenir Next" w:cs="Avenir Next" w:eastAsia="Avenir Next"/>
                       <w:color w:val="1A1A1A"/>
-                      <w:sz w:val="20"/>
+                      <w:sz w:val="22"/>
                       <w:szCs w:val="20"/>
                     </w:rPr>
                     <w:t xml:space="preserve">Mean 8, 7 values. Total =</w:t>
@@ -902,7 +906,7 @@
                       <w:rFonts w:ascii="Avenir Next" w:hAnsi="Avenir Next" w:cs="Avenir Next" w:eastAsia="Avenir Next"/>
                       <w:b/>
                       <w:color w:val="003A70"/>
-                      <w:sz w:val="20"/>
+                      <w:sz w:val="22"/>
                       <w:szCs w:val="20"/>
                     </w:rPr>
                     <w:t xml:space="preserve">c.</w:t>
@@ -920,7 +924,7 @@
                     <w:rPr>
                       <w:rFonts w:ascii="Avenir Next" w:hAnsi="Avenir Next" w:cs="Avenir Next" w:eastAsia="Avenir Next"/>
                       <w:color w:val="1A1A1A"/>
-                      <w:sz w:val="20"/>
+                      <w:sz w:val="22"/>
                       <w:szCs w:val="20"/>
                     </w:rPr>
                     <w:t xml:space="preserve">Need 72, have 57. Missing =</w:t>
@@ -964,7 +968,7 @@
                       <w:rFonts w:ascii="Avenir Next" w:hAnsi="Avenir Next" w:cs="Avenir Next" w:eastAsia="Avenir Next"/>
                       <w:b/>
                       <w:color w:val="003A70"/>
-                      <w:sz w:val="20"/>
+                      <w:sz w:val="22"/>
                       <w:szCs w:val="20"/>
                     </w:rPr>
                     <w:t xml:space="preserve">d.</w:t>
@@ -982,7 +986,7 @@
                     <w:rPr>
                       <w:rFonts w:ascii="Avenir Next" w:hAnsi="Avenir Next" w:cs="Avenir Next" w:eastAsia="Avenir Next"/>
                       <w:color w:val="1A1A1A"/>
-                      <w:sz w:val="20"/>
+                      <w:sz w:val="22"/>
                       <w:szCs w:val="20"/>
                     </w:rPr>
                     <w:t xml:space="preserve">Need 120, have 96. Missing =</w:t>
@@ -1012,7 +1016,7 @@
           </w:tbl>
           <w:p>
             <w:pPr>
-              <w:spacing w:before="0" w:after="0" w:line="24" w:lineRule="auto"/>
+              <w:spacing w:before="0" w:after="0" w:line="50" w:lineRule="exact"/>
             </w:pPr>
           </w:p>
         </w:tc>
@@ -1020,12 +1024,12 @@
     </w:tbl>
     <w:p>
       <w:pPr>
-        <w:spacing w:before="0" w:after="0" w:line="20" w:lineRule="exact"/>
+        <w:spacing w:before="0" w:after="0" w:line="50" w:lineRule="exact"/>
       </w:pPr>
     </w:p>
     <w:p>
       <w:pPr>
-        <w:spacing w:before="0" w:after="0" w:line="20" w:lineRule="exact"/>
+        <w:spacing w:before="0" w:after="0" w:line="50" w:lineRule="exact"/>
       </w:pPr>
     </w:p>
     <w:tbl>
@@ -1075,18 +1079,18 @@
                 <w:rFonts w:ascii="Avenir Next" w:hAnsi="Avenir Next" w:cs="Avenir Next" w:eastAsia="Avenir Next"/>
                 <w:b/>
                 <w:color w:val="1A1A1A"/>
+                <w:sz w:val="22"/>
+                <w:szCs w:val="20"/>
+              </w:rPr>
+              <w:t xml:space="preserve">2.</w:t>
+            </w:r>
+            <w:r>
+              <w:rPr>
+                <w:rFonts w:ascii="Avenir Next" w:hAnsi="Avenir Next" w:cs="Avenir Next" w:eastAsia="Avenir Next"/>
+                <w:color w:val="1A1A1A"/>
                 <w:sz w:val="20"/>
                 <w:szCs w:val="20"/>
               </w:rPr>
-              <w:t xml:space="preserve">2.</w:t>
-            </w:r>
-            <w:r>
-              <w:rPr>
-                <w:rFonts w:ascii="Avenir Next" w:hAnsi="Avenir Next" w:cs="Avenir Next" w:eastAsia="Avenir Next"/>
-                <w:color w:val="1A1A1A"/>
-                <w:sz w:val="20"/>
-                <w:szCs w:val="20"/>
-              </w:rPr>
               <w:tab/>
             </w:r>
             <w:r>
@@ -1094,7 +1098,7 @@
                 <w:rFonts w:ascii="Avenir Next" w:hAnsi="Avenir Next" w:cs="Avenir Next" w:eastAsia="Avenir Next"/>
                 <w:b/>
                 <w:color w:val="1A1A1A"/>
-                <w:sz w:val="20"/>
+                <w:sz w:val="22"/>
                 <w:szCs w:val="20"/>
               </w:rPr>
               <w:t xml:space="preserve">Swim Meet.  </w:t>
@@ -1103,7 +1107,7 @@
               <w:rPr>
                 <w:rFonts w:ascii="Avenir Next" w:hAnsi="Avenir Next" w:cs="Avenir Next" w:eastAsia="Avenir Next"/>
                 <w:color w:val="1A1A1A"/>
-                <w:sz w:val="20"/>
+                <w:sz w:val="22"/>
                 <w:szCs w:val="20"/>
               </w:rPr>
               <w:t xml:space="preserve">A swimmer scored 27, 31, 24 and 30 points in four meets. She wants a mean of 29 points over five meets.</w:t>
@@ -1159,7 +1163,7 @@
                       <w:rFonts w:ascii="Avenir Next" w:hAnsi="Avenir Next" w:cs="Avenir Next" w:eastAsia="Avenir Next"/>
                       <w:b/>
                       <w:color w:val="003A70"/>
-                      <w:sz w:val="20"/>
+                      <w:sz w:val="22"/>
                       <w:szCs w:val="20"/>
                     </w:rPr>
                     <w:t xml:space="preserve">a.</w:t>
@@ -1177,7 +1181,7 @@
                     <w:rPr>
                       <w:rFonts w:ascii="Avenir Next" w:hAnsi="Avenir Next" w:cs="Avenir Next" w:eastAsia="Avenir Next"/>
                       <w:color w:val="1A1A1A"/>
-                      <w:sz w:val="20"/>
+                      <w:sz w:val="22"/>
                       <w:szCs w:val="20"/>
                     </w:rPr>
                     <w:t xml:space="preserve">Target total:</w:t>
@@ -1221,7 +1225,7 @@
                       <w:rFonts w:ascii="Avenir Next" w:hAnsi="Avenir Next" w:cs="Avenir Next" w:eastAsia="Avenir Next"/>
                       <w:b/>
                       <w:color w:val="003A70"/>
-                      <w:sz w:val="20"/>
+                      <w:sz w:val="22"/>
                       <w:szCs w:val="20"/>
                     </w:rPr>
                     <w:t xml:space="preserve">b.</w:t>
@@ -1239,7 +1243,7 @@
                     <w:rPr>
                       <w:rFonts w:ascii="Avenir Next" w:hAnsi="Avenir Next" w:cs="Avenir Next" w:eastAsia="Avenir Next"/>
                       <w:color w:val="1A1A1A"/>
-                      <w:sz w:val="20"/>
+                      <w:sz w:val="22"/>
                       <w:szCs w:val="20"/>
                     </w:rPr>
                     <w:t xml:space="preserve">Sum so far:</w:t>
@@ -1283,7 +1287,7 @@
                       <w:rFonts w:ascii="Avenir Next" w:hAnsi="Avenir Next" w:cs="Avenir Next" w:eastAsia="Avenir Next"/>
                       <w:b/>
                       <w:color w:val="003A70"/>
-                      <w:sz w:val="20"/>
+                      <w:sz w:val="22"/>
                       <w:szCs w:val="20"/>
                     </w:rPr>
                     <w:t xml:space="preserve">c.</w:t>
@@ -1301,7 +1305,7 @@
                     <w:rPr>
                       <w:rFonts w:ascii="Avenir Next" w:hAnsi="Avenir Next" w:cs="Avenir Next" w:eastAsia="Avenir Next"/>
                       <w:color w:val="1A1A1A"/>
-                      <w:sz w:val="20"/>
+                      <w:sz w:val="22"/>
                       <w:szCs w:val="20"/>
                     </w:rPr>
                     <w:t xml:space="preserve">Meet five:</w:t>
@@ -1331,7 +1335,7 @@
           </w:tbl>
           <w:p>
             <w:pPr>
-              <w:spacing w:before="0" w:after="0" w:line="24" w:lineRule="auto"/>
+              <w:spacing w:before="0" w:after="0" w:line="50" w:lineRule="exact"/>
             </w:pPr>
           </w:p>
         </w:tc>
@@ -1339,12 +1343,12 @@
     </w:tbl>
     <w:p>
       <w:pPr>
-        <w:spacing w:before="0" w:after="0" w:line="20" w:lineRule="exact"/>
+        <w:spacing w:before="0" w:after="0" w:line="50" w:lineRule="exact"/>
       </w:pPr>
     </w:p>
     <w:p>
       <w:pPr>
-        <w:spacing w:before="0" w:after="0" w:line="20" w:lineRule="exact"/>
+        <w:spacing w:before="0" w:after="0" w:line="50" w:lineRule="exact"/>
       </w:pPr>
     </w:p>
     <w:tbl>
@@ -1395,18 +1399,18 @@
                 <w:rFonts w:ascii="Avenir Next" w:hAnsi="Avenir Next" w:cs="Avenir Next" w:eastAsia="Avenir Next"/>
                 <w:b/>
                 <w:color w:val="1A1A1A"/>
+                <w:sz w:val="22"/>
+                <w:szCs w:val="20"/>
+              </w:rPr>
+              <w:t xml:space="preserve">3.</w:t>
+            </w:r>
+            <w:r>
+              <w:rPr>
+                <w:rFonts w:ascii="Avenir Next" w:hAnsi="Avenir Next" w:cs="Avenir Next" w:eastAsia="Avenir Next"/>
+                <w:color w:val="1A1A1A"/>
                 <w:sz w:val="20"/>
                 <w:szCs w:val="20"/>
               </w:rPr>
-              <w:t xml:space="preserve">3.</w:t>
-            </w:r>
-            <w:r>
-              <w:rPr>
-                <w:rFonts w:ascii="Avenir Next" w:hAnsi="Avenir Next" w:cs="Avenir Next" w:eastAsia="Avenir Next"/>
-                <w:color w:val="1A1A1A"/>
-                <w:sz w:val="20"/>
-                <w:szCs w:val="20"/>
-              </w:rPr>
               <w:tab/>
             </w:r>
             <w:r>
@@ -1414,7 +1418,7 @@
                 <w:rFonts w:ascii="Avenir Next" w:hAnsi="Avenir Next" w:cs="Avenir Next" w:eastAsia="Avenir Next"/>
                 <w:b/>
                 <w:color w:val="1A1A1A"/>
-                <w:sz w:val="20"/>
+                <w:sz w:val="22"/>
                 <w:szCs w:val="20"/>
               </w:rPr>
               <w:t xml:space="preserve">Bowling Goal.  </w:t>
@@ -1423,7 +1427,7 @@
               <w:rPr>
                 <w:rFonts w:ascii="Avenir Next" w:hAnsi="Avenir Next" w:cs="Avenir Next" w:eastAsia="Avenir Next"/>
                 <w:color w:val="1A1A1A"/>
-                <w:sz w:val="20"/>
+                <w:sz w:val="22"/>
                 <w:szCs w:val="20"/>
               </w:rPr>
               <w:t xml:space="preserve">Ravi bowled 96, 104, 88 and 112. What score in game 5 gives a mean of 102?</w:t>
@@ -1440,7 +1444,7 @@
                 <w:rFonts w:ascii="Avenir Next" w:hAnsi="Avenir Next" w:cs="Avenir Next" w:eastAsia="Avenir Next"/>
                 <w:b/>
                 <w:color w:val="003A70"/>
-                <w:sz w:val="17"/>
+                <w:sz w:val="22"/>
                 <w:szCs w:val="17"/>
               </w:rPr>
               <w:t xml:space="preserve">Hint  </w:t>
@@ -1450,7 +1454,7 @@
                 <w:rFonts w:ascii="Avenir Next" w:hAnsi="Avenir Next" w:cs="Avenir Next" w:eastAsia="Avenir Next"/>
                 <w:i/>
                 <w:color w:val="5A5F66"/>
-                <w:sz w:val="17"/>
+                <w:sz w:val="22"/>
                 <w:szCs w:val="17"/>
               </w:rPr>
               <w:t xml:space="preserve">Turn the target mean into a target total first.</w:t>
@@ -1458,7 +1462,7 @@
           </w:p>
           <w:p>
             <w:pPr>
-              <w:spacing w:before="0" w:after="0" w:line="60" w:lineRule="auto"/>
+              <w:spacing w:before="0" w:after="0" w:line="50" w:lineRule="exact"/>
             </w:pPr>
           </w:p>
           <w:tbl>
@@ -1527,7 +1531,7 @@
                 <w:rFonts w:ascii="Avenir Next" w:hAnsi="Avenir Next" w:cs="Avenir Next" w:eastAsia="Avenir Next"/>
                 <w:b/>
                 <w:color w:val="1A1A1A"/>
-                <w:sz w:val="18"/>
+                <w:sz w:val="22"/>
                 <w:szCs w:val="18"/>
               </w:rPr>
               <w:t xml:space="preserve">Score</w:t>
@@ -1562,18 +1566,18 @@
                 <w:rFonts w:ascii="Avenir Next" w:hAnsi="Avenir Next" w:cs="Avenir Next" w:eastAsia="Avenir Next"/>
                 <w:b/>
                 <w:color w:val="1A1A1A"/>
+                <w:sz w:val="22"/>
+                <w:szCs w:val="20"/>
+              </w:rPr>
+              <w:t xml:space="preserve">4.</w:t>
+            </w:r>
+            <w:r>
+              <w:rPr>
+                <w:rFonts w:ascii="Avenir Next" w:hAnsi="Avenir Next" w:cs="Avenir Next" w:eastAsia="Avenir Next"/>
+                <w:color w:val="1A1A1A"/>
                 <w:sz w:val="20"/>
                 <w:szCs w:val="20"/>
               </w:rPr>
-              <w:t xml:space="preserve">4.</w:t>
-            </w:r>
-            <w:r>
-              <w:rPr>
-                <w:rFonts w:ascii="Avenir Next" w:hAnsi="Avenir Next" w:cs="Avenir Next" w:eastAsia="Avenir Next"/>
-                <w:color w:val="1A1A1A"/>
-                <w:sz w:val="20"/>
-                <w:szCs w:val="20"/>
-              </w:rPr>
               <w:tab/>
             </w:r>
             <w:r>
@@ -1581,7 +1585,7 @@
                 <w:rFonts w:ascii="Avenir Next" w:hAnsi="Avenir Next" w:cs="Avenir Next" w:eastAsia="Avenir Next"/>
                 <w:b/>
                 <w:color w:val="1A1A1A"/>
-                <w:sz w:val="20"/>
+                <w:sz w:val="22"/>
                 <w:szCs w:val="20"/>
               </w:rPr>
               <w:t xml:space="preserve">Missing Number.  </w:t>
@@ -1590,7 +1594,7 @@
               <w:rPr>
                 <w:rFonts w:ascii="Avenir Next" w:hAnsi="Avenir Next" w:cs="Avenir Next" w:eastAsia="Avenir Next"/>
                 <w:color w:val="1A1A1A"/>
-                <w:sz w:val="20"/>
+                <w:sz w:val="22"/>
                 <w:szCs w:val="20"/>
               </w:rPr>
               <w:t xml:space="preserve">Five numbers have a mean of 22. Four of them are 19, 25, 21 and 28. Find the fifth number.</w:t>
@@ -1598,7 +1602,7 @@
           </w:p>
           <w:p>
             <w:pPr>
-              <w:spacing w:before="0" w:after="0" w:line="60" w:lineRule="auto"/>
+              <w:spacing w:before="0" w:after="0" w:line="50" w:lineRule="exact"/>
             </w:pPr>
           </w:p>
           <w:tbl>
@@ -1667,7 +1671,7 @@
                 <w:rFonts w:ascii="Avenir Next" w:hAnsi="Avenir Next" w:cs="Avenir Next" w:eastAsia="Avenir Next"/>
                 <w:b/>
                 <w:color w:val="1A1A1A"/>
-                <w:sz w:val="18"/>
+                <w:sz w:val="22"/>
                 <w:szCs w:val="18"/>
               </w:rPr>
               <w:t xml:space="preserve">Number</w:t>
@@ -1687,12 +1691,12 @@
     </w:tbl>
     <w:p>
       <w:pPr>
-        <w:spacing w:before="0" w:after="0" w:line="20" w:lineRule="exact"/>
+        <w:spacing w:before="0" w:after="0" w:line="50" w:lineRule="exact"/>
       </w:pPr>
     </w:p>
     <w:p>
       <w:pPr>
-        <w:spacing w:before="0" w:after="0" w:line="20" w:lineRule="exact"/>
+        <w:spacing w:before="0" w:after="0" w:line="50" w:lineRule="exact"/>
       </w:pPr>
     </w:p>
     <w:tbl>
@@ -1743,18 +1747,18 @@
                 <w:rFonts w:ascii="Avenir Next" w:hAnsi="Avenir Next" w:cs="Avenir Next" w:eastAsia="Avenir Next"/>
                 <w:b/>
                 <w:color w:val="1A1A1A"/>
+                <w:sz w:val="22"/>
+                <w:szCs w:val="20"/>
+              </w:rPr>
+              <w:t xml:space="preserve">5.</w:t>
+            </w:r>
+            <w:r>
+              <w:rPr>
+                <w:rFonts w:ascii="Avenir Next" w:hAnsi="Avenir Next" w:cs="Avenir Next" w:eastAsia="Avenir Next"/>
+                <w:color w:val="1A1A1A"/>
                 <w:sz w:val="20"/>
                 <w:szCs w:val="20"/>
               </w:rPr>
-              <w:t xml:space="preserve">5.</w:t>
-            </w:r>
-            <w:r>
-              <w:rPr>
-                <w:rFonts w:ascii="Avenir Next" w:hAnsi="Avenir Next" w:cs="Avenir Next" w:eastAsia="Avenir Next"/>
-                <w:color w:val="1A1A1A"/>
-                <w:sz w:val="20"/>
-                <w:szCs w:val="20"/>
-              </w:rPr>
               <w:tab/>
             </w:r>
             <w:r>
@@ -1762,7 +1766,7 @@
                 <w:rFonts w:ascii="Avenir Next" w:hAnsi="Avenir Next" w:cs="Avenir Next" w:eastAsia="Avenir Next"/>
                 <w:b/>
                 <w:color w:val="1A1A1A"/>
-                <w:sz w:val="20"/>
+                <w:sz w:val="22"/>
                 <w:szCs w:val="20"/>
               </w:rPr>
               <w:t xml:space="preserve">One Perfect Quiz.  </w:t>
@@ -1771,7 +1775,7 @@
               <w:rPr>
                 <w:rFonts w:ascii="Avenir Next" w:hAnsi="Avenir Next" w:cs="Avenir Next" w:eastAsia="Avenir Next"/>
                 <w:color w:val="1A1A1A"/>
-                <w:sz w:val="20"/>
+                <w:sz w:val="22"/>
                 <w:szCs w:val="20"/>
               </w:rPr>
               <w:t xml:space="preserve">Dana’s four quiz scores have a mean of 70. She says a 100 on quiz 5 makes her mean 100. Find her real new mean.</w:t>
@@ -1788,7 +1792,7 @@
                 <w:rFonts w:ascii="Avenir Next" w:hAnsi="Avenir Next" w:cs="Avenir Next" w:eastAsia="Avenir Next"/>
                 <w:b/>
                 <w:color w:val="003A70"/>
-                <w:sz w:val="17"/>
+                <w:sz w:val="22"/>
                 <w:szCs w:val="17"/>
               </w:rPr>
               <w:t xml:space="preserve">Hint  </w:t>
@@ -1798,7 +1802,7 @@
                 <w:rFonts w:ascii="Avenir Next" w:hAnsi="Avenir Next" w:cs="Avenir Next" w:eastAsia="Avenir Next"/>
                 <w:i/>
                 <w:color w:val="5A5F66"/>
-                <w:sz w:val="17"/>
+                <w:sz w:val="22"/>
                 <w:szCs w:val="17"/>
               </w:rPr>
               <w:t xml:space="preserve">Rebuild the total, then share it across 5 quizzes.</w:t>
@@ -1806,7 +1810,7 @@
           </w:p>
           <w:p>
             <w:pPr>
-              <w:spacing w:before="0" w:after="0" w:line="60" w:lineRule="auto"/>
+              <w:spacing w:before="0" w:after="0" w:line="50" w:lineRule="exact"/>
             </w:pPr>
           </w:p>
           <w:tbl>
@@ -1875,7 +1879,7 @@
                 <w:rFonts w:ascii="Avenir Next" w:hAnsi="Avenir Next" w:cs="Avenir Next" w:eastAsia="Avenir Next"/>
                 <w:b/>
                 <w:color w:val="1A1A1A"/>
-                <w:sz w:val="18"/>
+                <w:sz w:val="22"/>
                 <w:szCs w:val="18"/>
               </w:rPr>
               <w:t xml:space="preserve">New mean</w:t>
@@ -1910,18 +1914,18 @@
                 <w:rFonts w:ascii="Avenir Next" w:hAnsi="Avenir Next" w:cs="Avenir Next" w:eastAsia="Avenir Next"/>
                 <w:b/>
                 <w:color w:val="1A1A1A"/>
+                <w:sz w:val="22"/>
+                <w:szCs w:val="20"/>
+              </w:rPr>
+              <w:t xml:space="preserve">6.</w:t>
+            </w:r>
+            <w:r>
+              <w:rPr>
+                <w:rFonts w:ascii="Avenir Next" w:hAnsi="Avenir Next" w:cs="Avenir Next" w:eastAsia="Avenir Next"/>
+                <w:color w:val="1A1A1A"/>
                 <w:sz w:val="20"/>
                 <w:szCs w:val="20"/>
               </w:rPr>
-              <w:t xml:space="preserve">6.</w:t>
-            </w:r>
-            <w:r>
-              <w:rPr>
-                <w:rFonts w:ascii="Avenir Next" w:hAnsi="Avenir Next" w:cs="Avenir Next" w:eastAsia="Avenir Next"/>
-                <w:color w:val="1A1A1A"/>
-                <w:sz w:val="20"/>
-                <w:szCs w:val="20"/>
-              </w:rPr>
               <w:tab/>
             </w:r>
             <w:r>
@@ -1929,7 +1933,7 @@
                 <w:rFonts w:ascii="Avenir Next" w:hAnsi="Avenir Next" w:cs="Avenir Next" w:eastAsia="Avenir Next"/>
                 <w:b/>
                 <w:color w:val="1A1A1A"/>
-                <w:sz w:val="20"/>
+                <w:sz w:val="22"/>
                 <w:szCs w:val="20"/>
               </w:rPr>
               <w:t xml:space="preserve">Working Backward.  </w:t>
@@ -1938,7 +1942,7 @@
               <w:rPr>
                 <w:rFonts w:ascii="Avenir Next" w:hAnsi="Avenir Next" w:cs="Avenir Next" w:eastAsia="Avenir Next"/>
                 <w:color w:val="1A1A1A"/>
-                <w:sz w:val="20"/>
+                <w:sz w:val="22"/>
                 <w:szCs w:val="20"/>
               </w:rPr>
               <w:t xml:space="preserve">Six temperatures have a mean of 45°F. Five of them are 41, 39, 50, 47 and 44°F. Find the sixth temperature.</w:t>
@@ -1955,7 +1959,7 @@
                 <w:rFonts w:ascii="Avenir Next" w:hAnsi="Avenir Next" w:cs="Avenir Next" w:eastAsia="Avenir Next"/>
                 <w:b/>
                 <w:color w:val="003A70"/>
-                <w:sz w:val="17"/>
+                <w:sz w:val="22"/>
                 <w:szCs w:val="17"/>
               </w:rPr>
               <w:t xml:space="preserve">Hint  </w:t>
@@ -1965,7 +1969,7 @@
                 <w:rFonts w:ascii="Avenir Next" w:hAnsi="Avenir Next" w:cs="Avenir Next" w:eastAsia="Avenir Next"/>
                 <w:i/>
                 <w:color w:val="5A5F66"/>
-                <w:sz w:val="17"/>
+                <w:sz w:val="22"/>
                 <w:szCs w:val="17"/>
               </w:rPr>
               <w:t xml:space="preserve">Multiply by 6, the count that includes the missing value.</w:t>
@@ -1973,7 +1977,7 @@
           </w:p>
           <w:p>
             <w:pPr>
-              <w:spacing w:before="0" w:after="0" w:line="60" w:lineRule="auto"/>
+              <w:spacing w:before="0" w:after="0" w:line="50" w:lineRule="exact"/>
             </w:pPr>
           </w:p>
           <w:tbl>
@@ -2042,25 +2046,25 @@
                 <w:rFonts w:ascii="Avenir Next" w:hAnsi="Avenir Next" w:cs="Avenir Next" w:eastAsia="Avenir Next"/>
                 <w:b/>
                 <w:color w:val="1A1A1A"/>
+                <w:sz w:val="22"/>
+                <w:szCs w:val="18"/>
+              </w:rPr>
+              <w:t xml:space="preserve">Answer</w:t>
+            </w:r>
+            <w:r>
+              <w:rPr>
+                <w:rFonts w:ascii="Avenir Next" w:hAnsi="Avenir Next" w:cs="Avenir Next" w:eastAsia="Avenir Next"/>
+                <w:color w:val="1A1A1A"/>
                 <w:sz w:val="18"/>
                 <w:szCs w:val="18"/>
               </w:rPr>
-              <w:t xml:space="preserve">Answer</w:t>
-            </w:r>
-            <w:r>
-              <w:rPr>
-                <w:rFonts w:ascii="Avenir Next" w:hAnsi="Avenir Next" w:cs="Avenir Next" w:eastAsia="Avenir Next"/>
-                <w:color w:val="1A1A1A"/>
-                <w:sz w:val="18"/>
-                <w:szCs w:val="18"/>
-              </w:rPr>
               <w:tab/>
             </w:r>
             <w:r>
               <w:rPr>
                 <w:rFonts w:ascii="Avenir Next" w:hAnsi="Avenir Next" w:cs="Avenir Next" w:eastAsia="Avenir Next"/>
                 <w:color w:val="1A1A1A"/>
-                <w:sz w:val="18"/>
+                <w:sz w:val="22"/>
                 <w:szCs w:val="18"/>
               </w:rPr>
               <w:t xml:space="preserve">  °F</w:t>
@@ -2071,12 +2075,12 @@
     </w:tbl>
     <w:p>
       <w:pPr>
-        <w:spacing w:before="0" w:after="0" w:line="20" w:lineRule="exact"/>
+        <w:spacing w:before="0" w:after="0" w:line="50" w:lineRule="exact"/>
       </w:pPr>
     </w:p>
     <w:p>
       <w:pPr>
-        <w:spacing w:before="0" w:after="0" w:line="20" w:lineRule="exact"/>
+        <w:spacing w:before="0" w:after="0" w:line="50" w:lineRule="exact"/>
       </w:pPr>
     </w:p>
     <w:tbl>
@@ -2126,18 +2130,18 @@
                 <w:rFonts w:ascii="Avenir Next" w:hAnsi="Avenir Next" w:cs="Avenir Next" w:eastAsia="Avenir Next"/>
                 <w:b/>
                 <w:color w:val="1A1A1A"/>
+                <w:sz w:val="22"/>
+                <w:szCs w:val="20"/>
+              </w:rPr>
+              <w:t xml:space="preserve">7.</w:t>
+            </w:r>
+            <w:r>
+              <w:rPr>
+                <w:rFonts w:ascii="Avenir Next" w:hAnsi="Avenir Next" w:cs="Avenir Next" w:eastAsia="Avenir Next"/>
+                <w:color w:val="1A1A1A"/>
                 <w:sz w:val="20"/>
                 <w:szCs w:val="20"/>
               </w:rPr>
-              <w:t xml:space="preserve">7.</w:t>
-            </w:r>
-            <w:r>
-              <w:rPr>
-                <w:rFonts w:ascii="Avenir Next" w:hAnsi="Avenir Next" w:cs="Avenir Next" w:eastAsia="Avenir Next"/>
-                <w:color w:val="1A1A1A"/>
-                <w:sz w:val="20"/>
-                <w:szCs w:val="20"/>
-              </w:rPr>
               <w:tab/>
             </w:r>
             <w:r>
@@ -2145,7 +2149,7 @@
                 <w:rFonts w:ascii="Avenir Next" w:hAnsi="Avenir Next" w:cs="Avenir Next" w:eastAsia="Avenir Next"/>
                 <w:b/>
                 <w:color w:val="1A1A1A"/>
-                <w:sz w:val="20"/>
+                <w:sz w:val="22"/>
                 <w:szCs w:val="20"/>
               </w:rPr>
               <w:t xml:space="preserve">Impossible Target.  </w:t>
@@ -2154,7 +2158,7 @@
               <w:rPr>
                 <w:rFonts w:ascii="Avenir Next" w:hAnsi="Avenir Next" w:cs="Avenir Next" w:eastAsia="Avenir Next"/>
                 <w:color w:val="1A1A1A"/>
-                <w:sz w:val="20"/>
+                <w:sz w:val="22"/>
                 <w:szCs w:val="20"/>
               </w:rPr>
               <w:t xml:space="preserve">Elias scored 70, 74 and 78 on three tests (top score 100). What score does he need for a mean of 90 over four tests? Is it possible?</w:t>
@@ -2171,7 +2175,7 @@
                 <w:rFonts w:ascii="Avenir Next" w:hAnsi="Avenir Next" w:cs="Avenir Next" w:eastAsia="Avenir Next"/>
                 <w:b/>
                 <w:color w:val="003A70"/>
-                <w:sz w:val="17"/>
+                <w:sz w:val="22"/>
                 <w:szCs w:val="17"/>
               </w:rPr>
               <w:t xml:space="preserve">Hint  </w:t>
@@ -2181,7 +2185,7 @@
                 <w:rFonts w:ascii="Avenir Next" w:hAnsi="Avenir Next" w:cs="Avenir Next" w:eastAsia="Avenir Next"/>
                 <w:i/>
                 <w:color w:val="5A5F66"/>
-                <w:sz w:val="17"/>
+                <w:sz w:val="22"/>
                 <w:szCs w:val="17"/>
               </w:rPr>
               <w:t xml:space="preserve">Compare the score needed with 100, the top score.</w:t>
@@ -2189,7 +2193,7 @@
           </w:p>
           <w:p>
             <w:pPr>
-              <w:spacing w:before="0" w:after="0" w:line="60" w:lineRule="auto"/>
+              <w:spacing w:before="0" w:after="0" w:line="50" w:lineRule="exact"/>
             </w:pPr>
           </w:p>
           <w:tbl>
@@ -2258,7 +2262,7 @@
                 <w:rFonts w:ascii="Avenir Next" w:hAnsi="Avenir Next" w:cs="Avenir Next" w:eastAsia="Avenir Next"/>
                 <w:b/>
                 <w:color w:val="1A1A1A"/>
-                <w:sz w:val="18"/>
+                <w:sz w:val="22"/>
                 <w:szCs w:val="18"/>
               </w:rPr>
               <w:t xml:space="preserve">Score needed</w:t>
@@ -2278,12 +2282,12 @@
     </w:tbl>
     <w:p>
       <w:pPr>
-        <w:spacing w:before="0" w:after="0" w:line="20" w:lineRule="exact"/>
+        <w:spacing w:before="0" w:after="0" w:line="50" w:lineRule="exact"/>
       </w:pPr>
     </w:p>
     <w:p>
       <w:pPr>
-        <w:spacing w:before="0" w:after="0" w:line="20" w:lineRule="exact"/>
+        <w:spacing w:before="0" w:after="0" w:line="50" w:lineRule="exact"/>
       </w:pPr>
     </w:p>
     <w:tbl>
@@ -2333,18 +2337,18 @@
                 <w:rFonts w:ascii="Avenir Next" w:hAnsi="Avenir Next" w:cs="Avenir Next" w:eastAsia="Avenir Next"/>
                 <w:b/>
                 <w:color w:val="1A1A1A"/>
+                <w:sz w:val="22"/>
+                <w:szCs w:val="20"/>
+              </w:rPr>
+              <w:t xml:space="preserve">8.</w:t>
+            </w:r>
+            <w:r>
+              <w:rPr>
+                <w:rFonts w:ascii="Avenir Next" w:hAnsi="Avenir Next" w:cs="Avenir Next" w:eastAsia="Avenir Next"/>
+                <w:color w:val="1A1A1A"/>
                 <w:sz w:val="20"/>
                 <w:szCs w:val="20"/>
               </w:rPr>
-              <w:t xml:space="preserve">8.</w:t>
-            </w:r>
-            <w:r>
-              <w:rPr>
-                <w:rFonts w:ascii="Avenir Next" w:hAnsi="Avenir Next" w:cs="Avenir Next" w:eastAsia="Avenir Next"/>
-                <w:color w:val="1A1A1A"/>
-                <w:sz w:val="20"/>
-                <w:szCs w:val="20"/>
-              </w:rPr>
               <w:tab/>
             </w:r>
             <w:r>
@@ -2352,7 +2356,7 @@
                 <w:rFonts w:ascii="Avenir Next" w:hAnsi="Avenir Next" w:cs="Avenir Next" w:eastAsia="Avenir Next"/>
                 <w:b/>
                 <w:color w:val="1A1A1A"/>
-                <w:sz w:val="20"/>
+                <w:sz w:val="22"/>
                 <w:szCs w:val="20"/>
               </w:rPr>
               <w:t xml:space="preserve">Two Targets.  </w:t>
@@ -2361,7 +2365,7 @@
               <w:rPr>
                 <w:rFonts w:ascii="Avenir Next" w:hAnsi="Avenir Next" w:cs="Avenir Next" w:eastAsia="Avenir Next"/>
                 <w:color w:val="1A1A1A"/>
-                <w:sz w:val="20"/>
+                <w:sz w:val="22"/>
                 <w:szCs w:val="20"/>
               </w:rPr>
               <w:t xml:space="preserve">Three deliveries weighed 14, 20 and 17 kg. What must a fourth delivery weigh for each mean?</w:t>
@@ -2381,10 +2385,28 @@
                 <w:rFonts w:ascii="Avenir Next" w:hAnsi="Avenir Next" w:cs="Avenir Next" w:eastAsia="Avenir Next"/>
                 <w:b/>
                 <w:color w:val="003A70"/>
+                <w:sz w:val="22"/>
+                <w:szCs w:val="20"/>
+              </w:rPr>
+              <w:t xml:space="preserve">a.</w:t>
+            </w:r>
+            <w:r>
+              <w:rPr>
+                <w:rFonts w:ascii="Avenir Next" w:hAnsi="Avenir Next" w:cs="Avenir Next" w:eastAsia="Avenir Next"/>
+                <w:color w:val="1A1A1A"/>
                 <w:sz w:val="20"/>
                 <w:szCs w:val="20"/>
               </w:rPr>
-              <w:t xml:space="preserve">a.</w:t>
+              <w:tab/>
+            </w:r>
+            <w:r>
+              <w:rPr>
+                <w:rFonts w:ascii="Avenir Next" w:hAnsi="Avenir Next" w:cs="Avenir Next" w:eastAsia="Avenir Next"/>
+                <w:color w:val="1A1A1A"/>
+                <w:sz w:val="22"/>
+                <w:szCs w:val="20"/>
+              </w:rPr>
+              <w:t xml:space="preserve">Mean of 18 kg:</w:t>
             </w:r>
             <w:r>
               <w:rPr>
@@ -2393,7 +2415,7 @@
                 <w:sz w:val="20"/>
                 <w:szCs w:val="20"/>
               </w:rPr>
-              <w:tab/>
+              <w:t xml:space="preserve">  </w:t>
             </w:r>
             <w:r>
               <w:rPr>
@@ -2401,24 +2423,6 @@
                 <w:color w:val="1A1A1A"/>
                 <w:sz w:val="20"/>
                 <w:szCs w:val="20"/>
-              </w:rPr>
-              <w:t xml:space="preserve">Mean of 18 kg:</w:t>
-            </w:r>
-            <w:r>
-              <w:rPr>
-                <w:rFonts w:ascii="Avenir Next" w:hAnsi="Avenir Next" w:cs="Avenir Next" w:eastAsia="Avenir Next"/>
-                <w:color w:val="1A1A1A"/>
-                <w:sz w:val="20"/>
-                <w:szCs w:val="20"/>
-              </w:rPr>
-              <w:t xml:space="preserve">  </w:t>
-            </w:r>
-            <w:r>
-              <w:rPr>
-                <w:rFonts w:ascii="Avenir Next" w:hAnsi="Avenir Next" w:cs="Avenir Next" w:eastAsia="Avenir Next"/>
-                <w:color w:val="1A1A1A"/>
-                <w:sz w:val="20"/>
-                <w:szCs w:val="20"/>
                 <w:u w:val="single"/>
               </w:rPr>
               <w:t xml:space="preserve">                </w:t>
@@ -2427,7 +2431,7 @@
               <w:rPr>
                 <w:rFonts w:ascii="Avenir Next" w:hAnsi="Avenir Next" w:cs="Avenir Next" w:eastAsia="Avenir Next"/>
                 <w:color w:val="1A1A1A"/>
-                <w:sz w:val="20"/>
+                <w:sz w:val="22"/>
                 <w:szCs w:val="20"/>
               </w:rPr>
               <w:t xml:space="preserve"> kg</w:t>
@@ -2447,10 +2451,28 @@
                 <w:rFonts w:ascii="Avenir Next" w:hAnsi="Avenir Next" w:cs="Avenir Next" w:eastAsia="Avenir Next"/>
                 <w:b/>
                 <w:color w:val="003A70"/>
+                <w:sz w:val="22"/>
+                <w:szCs w:val="20"/>
+              </w:rPr>
+              <w:t xml:space="preserve">b.</w:t>
+            </w:r>
+            <w:r>
+              <w:rPr>
+                <w:rFonts w:ascii="Avenir Next" w:hAnsi="Avenir Next" w:cs="Avenir Next" w:eastAsia="Avenir Next"/>
+                <w:color w:val="1A1A1A"/>
                 <w:sz w:val="20"/>
                 <w:szCs w:val="20"/>
               </w:rPr>
-              <w:t xml:space="preserve">b.</w:t>
+              <w:tab/>
+            </w:r>
+            <w:r>
+              <w:rPr>
+                <w:rFonts w:ascii="Avenir Next" w:hAnsi="Avenir Next" w:cs="Avenir Next" w:eastAsia="Avenir Next"/>
+                <w:color w:val="1A1A1A"/>
+                <w:sz w:val="22"/>
+                <w:szCs w:val="20"/>
+              </w:rPr>
+              <w:t xml:space="preserve">Mean of 20 kg:</w:t>
             </w:r>
             <w:r>
               <w:rPr>
@@ -2459,7 +2481,7 @@
                 <w:sz w:val="20"/>
                 <w:szCs w:val="20"/>
               </w:rPr>
-              <w:tab/>
+              <w:t xml:space="preserve">  </w:t>
             </w:r>
             <w:r>
               <w:rPr>
@@ -2467,24 +2489,6 @@
                 <w:color w:val="1A1A1A"/>
                 <w:sz w:val="20"/>
                 <w:szCs w:val="20"/>
-              </w:rPr>
-              <w:t xml:space="preserve">Mean of 20 kg:</w:t>
-            </w:r>
-            <w:r>
-              <w:rPr>
-                <w:rFonts w:ascii="Avenir Next" w:hAnsi="Avenir Next" w:cs="Avenir Next" w:eastAsia="Avenir Next"/>
-                <w:color w:val="1A1A1A"/>
-                <w:sz w:val="20"/>
-                <w:szCs w:val="20"/>
-              </w:rPr>
-              <w:t xml:space="preserve">  </w:t>
-            </w:r>
-            <w:r>
-              <w:rPr>
-                <w:rFonts w:ascii="Avenir Next" w:hAnsi="Avenir Next" w:cs="Avenir Next" w:eastAsia="Avenir Next"/>
-                <w:color w:val="1A1A1A"/>
-                <w:sz w:val="20"/>
-                <w:szCs w:val="20"/>
                 <w:u w:val="single"/>
               </w:rPr>
               <w:t xml:space="preserve">                </w:t>
@@ -2493,7 +2497,7 @@
               <w:rPr>
                 <w:rFonts w:ascii="Avenir Next" w:hAnsi="Avenir Next" w:cs="Avenir Next" w:eastAsia="Avenir Next"/>
                 <w:color w:val="1A1A1A"/>
-                <w:sz w:val="20"/>
+                <w:sz w:val="22"/>
                 <w:szCs w:val="20"/>
               </w:rPr>
               <w:t xml:space="preserve"> kg</w:t>
@@ -2501,7 +2505,7 @@
           </w:p>
           <w:p>
             <w:pPr>
-              <w:spacing w:before="0" w:after="0" w:line="60" w:lineRule="auto"/>
+              <w:spacing w:before="0" w:after="0" w:line="50" w:lineRule="exact"/>
             </w:pPr>
           </w:p>
           <w:tbl>
@@ -2559,7 +2563,7 @@
           </w:tbl>
           <w:p>
             <w:pPr>
-              <w:spacing w:before="0" w:after="0" w:line="24" w:lineRule="auto"/>
+              <w:spacing w:before="0" w:after="0" w:line="50" w:lineRule="exact"/>
             </w:pPr>
           </w:p>
         </w:tc>
@@ -2567,11 +2571,12 @@
     </w:tbl>
     <w:p>
       <w:pPr>
-        <w:spacing w:before="0" w:after="0" w:line="20" w:lineRule="exact"/>
+        <w:spacing w:before="0" w:after="0" w:line="50" w:lineRule="exact"/>
       </w:pPr>
     </w:p>
     <w:p>
       <w:pPr>
+        <w:pStyle w:val="Heading2"/>
         <w:keepNext/>
         <w:pBdr>
           <w:bottom w:val="single" w:sz="8" w:space="3" w:color="003A70"/>
@@ -2587,7 +2592,7 @@
           <w:b/>
           <w:color w:val="003A70"/>
           <w:spacing w:val="14"/>
-          <w:sz w:val="19"/>
+          <w:sz w:val="22"/>
           <w:szCs w:val="19"/>
         </w:rPr>
         <w:t xml:space="preserve">FIND THE ERROR</w:t>
@@ -2606,7 +2611,7 @@
           <w:rFonts w:ascii="Avenir Next" w:hAnsi="Avenir Next" w:cs="Avenir Next" w:eastAsia="Avenir Next"/>
           <w:i/>
           <w:color w:val="5A5F66"/>
-          <w:sz w:val="17"/>
+          <w:sz w:val="22"/>
           <w:szCs w:val="17"/>
         </w:rPr>
         <w:t xml:space="preserve">explain the mistake, then fix it</w:t>
@@ -2614,7 +2619,7 @@
     </w:p>
     <w:p>
       <w:pPr>
-        <w:spacing w:before="0" w:after="0" w:line="20" w:lineRule="exact"/>
+        <w:spacing w:before="0" w:after="0" w:line="50" w:lineRule="exact"/>
       </w:pPr>
     </w:p>
     <w:tbl>
@@ -2664,18 +2669,18 @@
                 <w:rFonts w:ascii="Avenir Next" w:hAnsi="Avenir Next" w:cs="Avenir Next" w:eastAsia="Avenir Next"/>
                 <w:b/>
                 <w:color w:val="1A1A1A"/>
+                <w:sz w:val="22"/>
+                <w:szCs w:val="20"/>
+              </w:rPr>
+              <w:t xml:space="preserve">9.</w:t>
+            </w:r>
+            <w:r>
+              <w:rPr>
+                <w:rFonts w:ascii="Avenir Next" w:hAnsi="Avenir Next" w:cs="Avenir Next" w:eastAsia="Avenir Next"/>
+                <w:color w:val="1A1A1A"/>
                 <w:sz w:val="20"/>
                 <w:szCs w:val="20"/>
               </w:rPr>
-              <w:t xml:space="preserve">9.</w:t>
-            </w:r>
-            <w:r>
-              <w:rPr>
-                <w:rFonts w:ascii="Avenir Next" w:hAnsi="Avenir Next" w:cs="Avenir Next" w:eastAsia="Avenir Next"/>
-                <w:color w:val="1A1A1A"/>
-                <w:sz w:val="20"/>
-                <w:szCs w:val="20"/>
-              </w:rPr>
               <w:tab/>
             </w:r>
             <w:r>
@@ -2683,7 +2688,7 @@
                 <w:rFonts w:ascii="Avenir Next" w:hAnsi="Avenir Next" w:cs="Avenir Next" w:eastAsia="Avenir Next"/>
                 <w:b/>
                 <w:color w:val="1A1A1A"/>
-                <w:sz w:val="20"/>
+                <w:sz w:val="22"/>
                 <w:szCs w:val="20"/>
               </w:rPr>
               <w:t xml:space="preserve">Gideon’s Work.  </w:t>
@@ -2692,7 +2697,7 @@
               <w:rPr>
                 <w:rFonts w:ascii="Avenir Next" w:hAnsi="Avenir Next" w:cs="Avenir Next" w:eastAsia="Avenir Next"/>
                 <w:color w:val="1A1A1A"/>
-                <w:sz w:val="20"/>
+                <w:sz w:val="22"/>
                 <w:szCs w:val="20"/>
               </w:rPr>
               <w:t xml:space="preserve">Gideon has a total of 104 points after four games. He wants a mean of 30 over five games, so he wrote 104 − 30 = 74. Explain his mistake and find the score he needs.</w:t>
@@ -2738,7 +2743,7 @@
                 </w:tcPr>
                 <w:p>
                   <w:pPr>
-                    <w:spacing w:before="0" w:after="0" w:line="240" w:lineRule="auto"/>
+                    <w:spacing w:before="0" w:after="0" w:line="50" w:lineRule="exact"/>
                   </w:pPr>
                 </w:p>
               </w:tc>
@@ -2758,7 +2763,7 @@
                 </w:tcPr>
                 <w:p>
                   <w:pPr>
-                    <w:spacing w:before="0" w:after="0" w:line="240" w:lineRule="auto"/>
+                    <w:spacing w:before="0" w:after="0" w:line="50" w:lineRule="exact"/>
                   </w:pPr>
                 </w:p>
               </w:tc>
@@ -2766,7 +2771,7 @@
           </w:tbl>
           <w:p>
             <w:pPr>
-              <w:spacing w:before="0" w:after="0" w:line="24" w:lineRule="auto"/>
+              <w:spacing w:before="0" w:after="0" w:line="50" w:lineRule="exact"/>
             </w:pPr>
           </w:p>
         </w:tc>
@@ -2774,11 +2779,12 @@
     </w:tbl>
     <w:p>
       <w:pPr>
-        <w:spacing w:before="0" w:after="0" w:line="20" w:lineRule="exact"/>
+        <w:spacing w:before="0" w:after="0" w:line="50" w:lineRule="exact"/>
       </w:pPr>
     </w:p>
     <w:p>
       <w:pPr>
+        <w:pStyle w:val="Heading2"/>
         <w:keepNext/>
         <w:pBdr>
           <w:bottom w:val="single" w:sz="8" w:space="3" w:color="003A70"/>
@@ -2794,7 +2800,7 @@
           <w:b/>
           <w:color w:val="003A70"/>
           <w:spacing w:val="14"/>
-          <w:sz w:val="19"/>
+          <w:sz w:val="22"/>
           <w:szCs w:val="19"/>
         </w:rPr>
         <w:t xml:space="preserve">TEST PRACTICE</w:t>
@@ -2813,7 +2819,7 @@
           <w:rFonts w:ascii="Avenir Next" w:hAnsi="Avenir Next" w:cs="Avenir Next" w:eastAsia="Avenir Next"/>
           <w:i/>
           <w:color w:val="5A5F66"/>
-          <w:sz w:val="17"/>
+          <w:sz w:val="22"/>
           <w:szCs w:val="17"/>
         </w:rPr>
         <w:t xml:space="preserve">choose the best answer</w:t>
@@ -2821,7 +2827,7 @@
     </w:p>
     <w:p>
       <w:pPr>
-        <w:spacing w:before="0" w:after="0" w:line="20" w:lineRule="exact"/>
+        <w:spacing w:before="0" w:after="0" w:line="50" w:lineRule="exact"/>
       </w:pPr>
     </w:p>
     <w:tbl>
@@ -2871,25 +2877,25 @@
                 <w:rFonts w:ascii="Avenir Next" w:hAnsi="Avenir Next" w:cs="Avenir Next" w:eastAsia="Avenir Next"/>
                 <w:b/>
                 <w:color w:val="1A1A1A"/>
+                <w:sz w:val="22"/>
+                <w:szCs w:val="20"/>
+              </w:rPr>
+              <w:t xml:space="preserve">10.</w:t>
+            </w:r>
+            <w:r>
+              <w:rPr>
+                <w:rFonts w:ascii="Avenir Next" w:hAnsi="Avenir Next" w:cs="Avenir Next" w:eastAsia="Avenir Next"/>
+                <w:color w:val="1A1A1A"/>
                 <w:sz w:val="20"/>
                 <w:szCs w:val="20"/>
               </w:rPr>
-              <w:t xml:space="preserve">10.</w:t>
-            </w:r>
-            <w:r>
-              <w:rPr>
-                <w:rFonts w:ascii="Avenir Next" w:hAnsi="Avenir Next" w:cs="Avenir Next" w:eastAsia="Avenir Next"/>
-                <w:color w:val="1A1A1A"/>
-                <w:sz w:val="20"/>
-                <w:szCs w:val="20"/>
-              </w:rPr>
               <w:tab/>
             </w:r>
             <w:r>
               <w:rPr>
                 <w:rFonts w:ascii="Avenir Next" w:hAnsi="Avenir Next" w:cs="Avenir Next" w:eastAsia="Avenir Next"/>
                 <w:color w:val="1A1A1A"/>
-                <w:sz w:val="20"/>
+                <w:sz w:val="22"/>
                 <w:szCs w:val="20"/>
               </w:rPr>
               <w:t xml:space="preserve">Four values have a mean of 20. Their total is —</w:t>
@@ -2945,7 +2951,7 @@
                       <w:rFonts w:ascii="Avenir Next" w:hAnsi="Avenir Next" w:cs="Avenir Next" w:eastAsia="Avenir Next"/>
                       <w:b/>
                       <w:color w:val="003A70"/>
-                      <w:sz w:val="19"/>
+                      <w:sz w:val="22"/>
                       <w:szCs w:val="19"/>
                     </w:rPr>
                     <w:t xml:space="preserve">A</w:t>
@@ -2963,7 +2969,7 @@
                     <w:rPr>
                       <w:rFonts w:ascii="Avenir Next" w:hAnsi="Avenir Next" w:cs="Avenir Next" w:eastAsia="Avenir Next"/>
                       <w:color w:val="1A1A1A"/>
-                      <w:sz w:val="19"/>
+                      <w:sz w:val="22"/>
                       <w:szCs w:val="19"/>
                     </w:rPr>
                     <w:t xml:space="preserve">5</w:t>
@@ -2988,7 +2994,7 @@
                       <w:rFonts w:ascii="Avenir Next" w:hAnsi="Avenir Next" w:cs="Avenir Next" w:eastAsia="Avenir Next"/>
                       <w:b/>
                       <w:color w:val="003A70"/>
-                      <w:sz w:val="19"/>
+                      <w:sz w:val="22"/>
                       <w:szCs w:val="19"/>
                     </w:rPr>
                     <w:t xml:space="preserve">B</w:t>
@@ -3006,7 +3012,7 @@
                     <w:rPr>
                       <w:rFonts w:ascii="Avenir Next" w:hAnsi="Avenir Next" w:cs="Avenir Next" w:eastAsia="Avenir Next"/>
                       <w:color w:val="1A1A1A"/>
-                      <w:sz w:val="19"/>
+                      <w:sz w:val="22"/>
                       <w:szCs w:val="19"/>
                     </w:rPr>
                     <w:t xml:space="preserve">24</w:t>
@@ -3031,7 +3037,7 @@
                       <w:rFonts w:ascii="Avenir Next" w:hAnsi="Avenir Next" w:cs="Avenir Next" w:eastAsia="Avenir Next"/>
                       <w:b/>
                       <w:color w:val="003A70"/>
-                      <w:sz w:val="19"/>
+                      <w:sz w:val="22"/>
                       <w:szCs w:val="19"/>
                     </w:rPr>
                     <w:t xml:space="preserve">C</w:t>
@@ -3049,7 +3055,7 @@
                     <w:rPr>
                       <w:rFonts w:ascii="Avenir Next" w:hAnsi="Avenir Next" w:cs="Avenir Next" w:eastAsia="Avenir Next"/>
                       <w:color w:val="1A1A1A"/>
-                      <w:sz w:val="19"/>
+                      <w:sz w:val="22"/>
                       <w:szCs w:val="19"/>
                     </w:rPr>
                     <w:t xml:space="preserve">80</w:t>
@@ -3074,7 +3080,7 @@
                       <w:rFonts w:ascii="Avenir Next" w:hAnsi="Avenir Next" w:cs="Avenir Next" w:eastAsia="Avenir Next"/>
                       <w:b/>
                       <w:color w:val="003A70"/>
-                      <w:sz w:val="19"/>
+                      <w:sz w:val="22"/>
                       <w:szCs w:val="19"/>
                     </w:rPr>
                     <w:t xml:space="preserve">D</w:t>
@@ -3092,7 +3098,7 @@
                     <w:rPr>
                       <w:rFonts w:ascii="Avenir Next" w:hAnsi="Avenir Next" w:cs="Avenir Next" w:eastAsia="Avenir Next"/>
                       <w:color w:val="1A1A1A"/>
-                      <w:sz w:val="19"/>
+                      <w:sz w:val="22"/>
                       <w:szCs w:val="19"/>
                     </w:rPr>
                     <w:t xml:space="preserve">16</w:t>
@@ -3103,7 +3109,7 @@
           </w:tbl>
           <w:p>
             <w:pPr>
-              <w:spacing w:before="0" w:after="0" w:line="24" w:lineRule="auto"/>
+              <w:spacing w:before="0" w:after="0" w:line="50" w:lineRule="exact"/>
             </w:pPr>
           </w:p>
         </w:tc>
@@ -3111,12 +3117,12 @@
     </w:tbl>
     <w:p>
       <w:pPr>
-        <w:spacing w:before="0" w:after="0" w:line="20" w:lineRule="exact"/>
+        <w:spacing w:before="0" w:after="0" w:line="50" w:lineRule="exact"/>
       </w:pPr>
     </w:p>
     <w:p>
       <w:pPr>
-        <w:spacing w:before="0" w:after="0" w:line="20" w:lineRule="exact"/>
+        <w:spacing w:before="0" w:after="0" w:line="50" w:lineRule="exact"/>
       </w:pPr>
     </w:p>
     <w:tbl>
@@ -3166,25 +3172,25 @@
                 <w:rFonts w:ascii="Avenir Next" w:hAnsi="Avenir Next" w:cs="Avenir Next" w:eastAsia="Avenir Next"/>
                 <w:b/>
                 <w:color w:val="1A1A1A"/>
+                <w:sz w:val="22"/>
+                <w:szCs w:val="20"/>
+              </w:rPr>
+              <w:t xml:space="preserve">11.</w:t>
+            </w:r>
+            <w:r>
+              <w:rPr>
+                <w:rFonts w:ascii="Avenir Next" w:hAnsi="Avenir Next" w:cs="Avenir Next" w:eastAsia="Avenir Next"/>
+                <w:color w:val="1A1A1A"/>
                 <w:sz w:val="20"/>
                 <w:szCs w:val="20"/>
               </w:rPr>
-              <w:t xml:space="preserve">11.</w:t>
-            </w:r>
-            <w:r>
-              <w:rPr>
-                <w:rFonts w:ascii="Avenir Next" w:hAnsi="Avenir Next" w:cs="Avenir Next" w:eastAsia="Avenir Next"/>
-                <w:color w:val="1A1A1A"/>
-                <w:sz w:val="20"/>
-                <w:szCs w:val="20"/>
-              </w:rPr>
               <w:tab/>
             </w:r>
             <w:r>
               <w:rPr>
                 <w:rFonts w:ascii="Avenir Next" w:hAnsi="Avenir Next" w:cs="Avenir Next" w:eastAsia="Avenir Next"/>
                 <w:color w:val="1A1A1A"/>
-                <w:sz w:val="20"/>
+                <w:sz w:val="22"/>
                 <w:szCs w:val="20"/>
               </w:rPr>
               <w:t xml:space="preserve">Three scores total 51. What fourth score gives a mean of 15?</w:t>
@@ -3240,7 +3246,7 @@
                       <w:rFonts w:ascii="Avenir Next" w:hAnsi="Avenir Next" w:cs="Avenir Next" w:eastAsia="Avenir Next"/>
                       <w:b/>
                       <w:color w:val="003A70"/>
-                      <w:sz w:val="19"/>
+                      <w:sz w:val="22"/>
                       <w:szCs w:val="19"/>
                     </w:rPr>
                     <w:t xml:space="preserve">A</w:t>
@@ -3258,7 +3264,7 @@
                     <w:rPr>
                       <w:rFonts w:ascii="Avenir Next" w:hAnsi="Avenir Next" w:cs="Avenir Next" w:eastAsia="Avenir Next"/>
                       <w:color w:val="1A1A1A"/>
-                      <w:sz w:val="19"/>
+                      <w:sz w:val="22"/>
                       <w:szCs w:val="19"/>
                     </w:rPr>
                     <w:t xml:space="preserve">9</w:t>
@@ -3283,7 +3289,7 @@
                       <w:rFonts w:ascii="Avenir Next" w:hAnsi="Avenir Next" w:cs="Avenir Next" w:eastAsia="Avenir Next"/>
                       <w:b/>
                       <w:color w:val="003A70"/>
-                      <w:sz w:val="19"/>
+                      <w:sz w:val="22"/>
                       <w:szCs w:val="19"/>
                     </w:rPr>
                     <w:t xml:space="preserve">B</w:t>
@@ -3301,7 +3307,7 @@
                     <w:rPr>
                       <w:rFonts w:ascii="Avenir Next" w:hAnsi="Avenir Next" w:cs="Avenir Next" w:eastAsia="Avenir Next"/>
                       <w:color w:val="1A1A1A"/>
-                      <w:sz w:val="19"/>
+                      <w:sz w:val="22"/>
                       <w:szCs w:val="19"/>
                     </w:rPr>
                     <w:t xml:space="preserve">15</w:t>
@@ -3326,7 +3332,7 @@
                       <w:rFonts w:ascii="Avenir Next" w:hAnsi="Avenir Next" w:cs="Avenir Next" w:eastAsia="Avenir Next"/>
                       <w:b/>
                       <w:color w:val="003A70"/>
-                      <w:sz w:val="19"/>
+                      <w:sz w:val="22"/>
                       <w:szCs w:val="19"/>
                     </w:rPr>
                     <w:t xml:space="preserve">C</w:t>
@@ -3344,7 +3350,7 @@
                     <w:rPr>
                       <w:rFonts w:ascii="Avenir Next" w:hAnsi="Avenir Next" w:cs="Avenir Next" w:eastAsia="Avenir Next"/>
                       <w:color w:val="1A1A1A"/>
-                      <w:sz w:val="19"/>
+                      <w:sz w:val="22"/>
                       <w:szCs w:val="19"/>
                     </w:rPr>
                     <w:t xml:space="preserve">66</w:t>
@@ -3369,7 +3375,7 @@
                       <w:rFonts w:ascii="Avenir Next" w:hAnsi="Avenir Next" w:cs="Avenir Next" w:eastAsia="Avenir Next"/>
                       <w:b/>
                       <w:color w:val="003A70"/>
-                      <w:sz w:val="19"/>
+                      <w:sz w:val="22"/>
                       <w:szCs w:val="19"/>
                     </w:rPr>
                     <w:t xml:space="preserve">D</w:t>
@@ -3387,7 +3393,7 @@
                     <w:rPr>
                       <w:rFonts w:ascii="Avenir Next" w:hAnsi="Avenir Next" w:cs="Avenir Next" w:eastAsia="Avenir Next"/>
                       <w:color w:val="1A1A1A"/>
-                      <w:sz w:val="19"/>
+                      <w:sz w:val="22"/>
                       <w:szCs w:val="19"/>
                     </w:rPr>
                     <w:t xml:space="preserve">36</w:t>
@@ -3398,7 +3404,7 @@
           </w:tbl>
           <w:p>
             <w:pPr>
-              <w:spacing w:before="0" w:after="0" w:line="24" w:lineRule="auto"/>
+              <w:spacing w:before="0" w:after="0" w:line="50" w:lineRule="exact"/>
             </w:pPr>
           </w:p>
         </w:tc>
@@ -3406,11 +3412,12 @@
     </w:tbl>
     <w:p>
       <w:pPr>
-        <w:spacing w:before="0" w:after="0" w:line="20" w:lineRule="exact"/>
+        <w:spacing w:before="0" w:after="0" w:line="50" w:lineRule="exact"/>
       </w:pPr>
     </w:p>
     <w:p>
       <w:pPr>
+        <w:pStyle w:val="Heading2"/>
         <w:keepNext/>
         <w:pBdr>
           <w:bottom w:val="single" w:sz="8" w:space="3" w:color="003A70"/>
@@ -3426,7 +3433,7 @@
           <w:b/>
           <w:color w:val="003A70"/>
           <w:spacing w:val="14"/>
-          <w:sz w:val="19"/>
+          <w:sz w:val="22"/>
           <w:szCs w:val="19"/>
         </w:rPr>
         <w:t xml:space="preserve">SELF-CHECK CODE</w:t>
@@ -3445,7 +3452,7 @@
           <w:rFonts w:ascii="Avenir Next" w:hAnsi="Avenir Next" w:cs="Avenir Next" w:eastAsia="Avenir Next"/>
           <w:i/>
           <w:color w:val="5A5F66"/>
-          <w:sz w:val="17"/>
+          <w:sz w:val="22"/>
           <w:szCs w:val="17"/>
         </w:rPr>
         <w:t xml:space="preserve">find your answer · copy its letter into that problem’s box · spell a math word</w:t>
@@ -3504,7 +3511,7 @@
                 <w:rFonts w:ascii="Avenir Next" w:hAnsi="Avenir Next" w:cs="Avenir Next" w:eastAsia="Avenir Next"/>
                 <w:b/>
                 <w:color w:val="1A1A1A"/>
-                <w:sz w:val="18"/>
+                <w:sz w:val="22"/>
                 <w:szCs w:val="18"/>
               </w:rPr>
               <w:t xml:space="preserve">100</w:t>
@@ -3520,7 +3527,7 @@
                 <w:rFonts w:ascii="Avenir Next" w:hAnsi="Avenir Next" w:cs="Avenir Next" w:eastAsia="Avenir Next"/>
                 <w:b/>
                 <w:color w:val="003A70"/>
-                <w:sz w:val="18"/>
+                <w:sz w:val="22"/>
                 <w:szCs w:val="18"/>
               </w:rPr>
               <w:t xml:space="preserve">Q</w:t>
@@ -3543,7 +3550,7 @@
                 <w:rFonts w:ascii="Avenir Next" w:hAnsi="Avenir Next" w:cs="Avenir Next" w:eastAsia="Avenir Next"/>
                 <w:b/>
                 <w:color w:val="1A1A1A"/>
-                <w:sz w:val="18"/>
+                <w:sz w:val="22"/>
                 <w:szCs w:val="18"/>
               </w:rPr>
               <w:t xml:space="preserve">76</w:t>
@@ -3559,7 +3566,7 @@
                 <w:rFonts w:ascii="Avenir Next" w:hAnsi="Avenir Next" w:cs="Avenir Next" w:eastAsia="Avenir Next"/>
                 <w:b/>
                 <w:color w:val="003A70"/>
-                <w:sz w:val="18"/>
+                <w:sz w:val="22"/>
                 <w:szCs w:val="18"/>
               </w:rPr>
               <w:t xml:space="preserve">G</w:t>
@@ -3582,7 +3589,7 @@
                 <w:rFonts w:ascii="Avenir Next" w:hAnsi="Avenir Next" w:cs="Avenir Next" w:eastAsia="Avenir Next"/>
                 <w:b/>
                 <w:color w:val="1A1A1A"/>
-                <w:sz w:val="18"/>
+                <w:sz w:val="22"/>
                 <w:szCs w:val="18"/>
               </w:rPr>
               <w:t xml:space="preserve">33</w:t>
@@ -3598,7 +3605,7 @@
                 <w:rFonts w:ascii="Avenir Next" w:hAnsi="Avenir Next" w:cs="Avenir Next" w:eastAsia="Avenir Next"/>
                 <w:b/>
                 <w:color w:val="003A70"/>
-                <w:sz w:val="18"/>
+                <w:sz w:val="22"/>
                 <w:szCs w:val="18"/>
               </w:rPr>
               <w:t xml:space="preserve">T</w:t>
@@ -3621,7 +3628,7 @@
                 <w:rFonts w:ascii="Avenir Next" w:hAnsi="Avenir Next" w:cs="Avenir Next" w:eastAsia="Avenir Next"/>
                 <w:b/>
                 <w:color w:val="1A1A1A"/>
-                <w:sz w:val="18"/>
+                <w:sz w:val="22"/>
                 <w:szCs w:val="18"/>
               </w:rPr>
               <w:t xml:space="preserve">110</w:t>
@@ -3637,7 +3644,7 @@
                 <w:rFonts w:ascii="Avenir Next" w:hAnsi="Avenir Next" w:cs="Avenir Next" w:eastAsia="Avenir Next"/>
                 <w:b/>
                 <w:color w:val="003A70"/>
-                <w:sz w:val="18"/>
+                <w:sz w:val="22"/>
                 <w:szCs w:val="18"/>
               </w:rPr>
               <w:t xml:space="preserve">A</w:t>
@@ -3660,7 +3667,7 @@
                 <w:rFonts w:ascii="Avenir Next" w:hAnsi="Avenir Next" w:cs="Avenir Next" w:eastAsia="Avenir Next"/>
                 <w:b/>
                 <w:color w:val="1A1A1A"/>
-                <w:sz w:val="18"/>
+                <w:sz w:val="22"/>
                 <w:szCs w:val="18"/>
               </w:rPr>
               <w:t xml:space="preserve">74</w:t>
@@ -3676,7 +3683,7 @@
                 <w:rFonts w:ascii="Avenir Next" w:hAnsi="Avenir Next" w:cs="Avenir Next" w:eastAsia="Avenir Next"/>
                 <w:b/>
                 <w:color w:val="003A70"/>
-                <w:sz w:val="18"/>
+                <w:sz w:val="22"/>
                 <w:szCs w:val="18"/>
               </w:rPr>
               <w:t xml:space="preserve">Z</w:t>
@@ -3699,7 +3706,7 @@
                 <w:rFonts w:ascii="Avenir Next" w:hAnsi="Avenir Next" w:cs="Avenir Next" w:eastAsia="Avenir Next"/>
                 <w:b/>
                 <w:color w:val="1A1A1A"/>
-                <w:sz w:val="18"/>
+                <w:sz w:val="22"/>
                 <w:szCs w:val="18"/>
               </w:rPr>
               <w:t xml:space="preserve">222</w:t>
@@ -3715,7 +3722,7 @@
                 <w:rFonts w:ascii="Avenir Next" w:hAnsi="Avenir Next" w:cs="Avenir Next" w:eastAsia="Avenir Next"/>
                 <w:b/>
                 <w:color w:val="003A70"/>
-                <w:sz w:val="18"/>
+                <w:sz w:val="22"/>
                 <w:szCs w:val="18"/>
               </w:rPr>
               <w:t xml:space="preserve">X</w:t>
@@ -3738,7 +3745,7 @@
                 <w:rFonts w:ascii="Avenir Next" w:hAnsi="Avenir Next" w:cs="Avenir Next" w:eastAsia="Avenir Next"/>
                 <w:b/>
                 <w:color w:val="1A1A1A"/>
-                <w:sz w:val="18"/>
+                <w:sz w:val="22"/>
                 <w:szCs w:val="18"/>
               </w:rPr>
               <w:t xml:space="preserve">21</w:t>
@@ -3754,7 +3761,7 @@
                 <w:rFonts w:ascii="Avenir Next" w:hAnsi="Avenir Next" w:cs="Avenir Next" w:eastAsia="Avenir Next"/>
                 <w:b/>
                 <w:color w:val="003A70"/>
-                <w:sz w:val="18"/>
+                <w:sz w:val="22"/>
                 <w:szCs w:val="18"/>
               </w:rPr>
               <w:t xml:space="preserve">S</w:t>
@@ -3777,7 +3784,7 @@
                 <w:rFonts w:ascii="Avenir Next" w:hAnsi="Avenir Next" w:cs="Avenir Next" w:eastAsia="Avenir Next"/>
                 <w:b/>
                 <w:color w:val="1A1A1A"/>
-                <w:sz w:val="18"/>
+                <w:sz w:val="22"/>
                 <w:szCs w:val="18"/>
               </w:rPr>
               <w:t xml:space="preserve">49</w:t>
@@ -3793,7 +3800,7 @@
                 <w:rFonts w:ascii="Avenir Next" w:hAnsi="Avenir Next" w:cs="Avenir Next" w:eastAsia="Avenir Next"/>
                 <w:b/>
                 <w:color w:val="003A70"/>
-                <w:sz w:val="18"/>
+                <w:sz w:val="22"/>
                 <w:szCs w:val="18"/>
               </w:rPr>
               <w:t xml:space="preserve">E</w:t>
@@ -3816,7 +3823,7 @@
                 <w:rFonts w:ascii="Avenir Next" w:hAnsi="Avenir Next" w:cs="Avenir Next" w:eastAsia="Avenir Next"/>
                 <w:b/>
                 <w:color w:val="1A1A1A"/>
-                <w:sz w:val="18"/>
+                <w:sz w:val="22"/>
                 <w:szCs w:val="18"/>
               </w:rPr>
               <w:t xml:space="preserve">17</w:t>
@@ -3832,7 +3839,7 @@
                 <w:rFonts w:ascii="Avenir Next" w:hAnsi="Avenir Next" w:cs="Avenir Next" w:eastAsia="Avenir Next"/>
                 <w:b/>
                 <w:color w:val="003A70"/>
-                <w:sz w:val="18"/>
+                <w:sz w:val="22"/>
                 <w:szCs w:val="18"/>
               </w:rPr>
               <w:t xml:space="preserve">R</w:t>
@@ -3855,7 +3862,7 @@
                 <w:rFonts w:ascii="Avenir Next" w:hAnsi="Avenir Next" w:cs="Avenir Next" w:eastAsia="Avenir Next"/>
                 <w:b/>
                 <w:color w:val="1A1A1A"/>
-                <w:sz w:val="18"/>
+                <w:sz w:val="22"/>
                 <w:szCs w:val="18"/>
               </w:rPr>
               <w:t xml:space="preserve">138</w:t>
@@ -3871,7 +3878,7 @@
                 <w:rFonts w:ascii="Avenir Next" w:hAnsi="Avenir Next" w:cs="Avenir Next" w:eastAsia="Avenir Next"/>
                 <w:b/>
                 <w:color w:val="003A70"/>
-                <w:sz w:val="18"/>
+                <w:sz w:val="22"/>
                 <w:szCs w:val="18"/>
               </w:rPr>
               <w:t xml:space="preserve">T</w:t>
@@ -3882,7 +3889,7 @@
     </w:tbl>
     <w:p>
       <w:pPr>
-        <w:spacing w:before="0" w:after="0" w:line="60" w:lineRule="auto"/>
+        <w:spacing w:before="0" w:after="0" w:line="50" w:lineRule="exact"/>
       </w:pPr>
     </w:p>
     <w:tbl>
@@ -4071,7 +4078,7 @@
     </w:tbl>
     <w:p>
       <w:pPr>
-        <w:spacing w:before="0" w:after="0" w:line="40" w:lineRule="auto"/>
+        <w:spacing w:before="0" w:after="0" w:line="50" w:lineRule="exact"/>
       </w:pPr>
     </w:p>
     <w:tbl>
@@ -4113,6 +4120,7 @@
           </w:tcPr>
           <w:p>
             <w:pPr>
+              <w:pStyle w:val="Heading2"/>
               <w:spacing w:before="0" w:after="0" w:line="240" w:lineRule="auto"/>
             </w:pPr>
             <w:r>
@@ -4150,7 +4158,7 @@
               <w:rPr>
                 <w:rFonts w:ascii="Avenir Next" w:hAnsi="Avenir Next" w:cs="Avenir Next" w:eastAsia="Avenir Next"/>
                 <w:color w:val="1A1A1A"/>
-                <w:sz w:val="17"/>
+                <w:sz w:val="22"/>
                 <w:szCs w:val="17"/>
               </w:rPr>
               <w:t xml:space="preserve">  I can do this on my own</w:t>
@@ -4179,7 +4187,7 @@
               <w:rPr>
                 <w:rFonts w:ascii="Avenir Next" w:hAnsi="Avenir Next" w:cs="Avenir Next" w:eastAsia="Avenir Next"/>
                 <w:color w:val="1A1A1A"/>
-                <w:sz w:val="17"/>
+                <w:sz w:val="22"/>
                 <w:szCs w:val="17"/>
               </w:rPr>
               <w:t xml:space="preserve">  I need a little help</w:t>
@@ -4208,7 +4216,7 @@
               <w:rPr>
                 <w:rFonts w:ascii="Avenir Next" w:hAnsi="Avenir Next" w:cs="Avenir Next" w:eastAsia="Avenir Next"/>
                 <w:color w:val="1A1A1A"/>
-                <w:sz w:val="17"/>
+                <w:sz w:val="22"/>
                 <w:szCs w:val="17"/>
               </w:rPr>
               <w:t xml:space="preserve">  I have a question about #</w:t>
@@ -4229,7 +4237,7 @@
     </w:tbl>
     <w:p>
       <w:pPr>
-        <w:spacing w:before="0" w:after="0" w:line="20" w:lineRule="exact"/>
+        <w:spacing w:before="0" w:after="0" w:line="50" w:lineRule="exact"/>
       </w:pPr>
     </w:p>
     <w:sectPr>
@@ -4315,7 +4323,106 @@
               <w:sz w:val="15"/>
               <w:szCs w:val="15"/>
             </w:rPr>
-            <w:t xml:space="preserve">Lesson 2-8  ·  Session 2  ·  Practice Form A</w:t>
+            <w:t xml:space="preserve">2-8 · Page </w:t>
+          </w:r>
+          <w:r>
+            <w:rPr>
+              <w:rFonts w:ascii="Avenir Next" w:hAnsi="Avenir Next" w:cs="Avenir Next" w:eastAsia="Avenir Next"/>
+              <w:color w:val="5A5F66"/>
+              <w:sz w:val="15"/>
+              <w:szCs w:val="15"/>
+            </w:rPr>
+            <w:fldChar w:fldCharType="begin"/>
+          </w:r>
+          <w:r>
+            <w:rPr>
+              <w:rFonts w:ascii="Avenir Next" w:hAnsi="Avenir Next" w:cs="Avenir Next" w:eastAsia="Avenir Next"/>
+              <w:color w:val="5A5F66"/>
+              <w:sz w:val="15"/>
+              <w:szCs w:val="15"/>
+            </w:rPr>
+            <w:instrText xml:space="preserve"> PAGE </w:instrText>
+          </w:r>
+          <w:r>
+            <w:rPr>
+              <w:rFonts w:ascii="Avenir Next" w:hAnsi="Avenir Next" w:cs="Avenir Next" w:eastAsia="Avenir Next"/>
+              <w:color w:val="5A5F66"/>
+              <w:sz w:val="15"/>
+              <w:szCs w:val="15"/>
+            </w:rPr>
+            <w:fldChar w:fldCharType="separate"/>
+          </w:r>
+          <w:r>
+            <w:rPr>
+              <w:rFonts w:ascii="Avenir Next" w:hAnsi="Avenir Next" w:cs="Avenir Next" w:eastAsia="Avenir Next"/>
+              <w:color w:val="5A5F66"/>
+              <w:sz w:val="15"/>
+              <w:szCs w:val="15"/>
+            </w:rPr>
+            <w:t xml:space="preserve">1</w:t>
+          </w:r>
+          <w:r>
+            <w:rPr>
+              <w:rFonts w:ascii="Avenir Next" w:hAnsi="Avenir Next" w:cs="Avenir Next" w:eastAsia="Avenir Next"/>
+              <w:color w:val="5A5F66"/>
+              <w:sz w:val="15"/>
+              <w:szCs w:val="15"/>
+            </w:rPr>
+            <w:fldChar w:fldCharType="end"/>
+          </w:r>
+          <w:r>
+            <w:rPr>
+              <w:rFonts w:ascii="Avenir Next" w:hAnsi="Avenir Next" w:cs="Avenir Next" w:eastAsia="Avenir Next"/>
+              <w:color w:val="5A5F66"/>
+              <w:sz w:val="15"/>
+              <w:szCs w:val="15"/>
+            </w:rPr>
+            <w:t xml:space="preserve"> of </w:t>
+          </w:r>
+          <w:r>
+            <w:rPr>
+              <w:rFonts w:ascii="Avenir Next" w:hAnsi="Avenir Next" w:cs="Avenir Next" w:eastAsia="Avenir Next"/>
+              <w:color w:val="5A5F66"/>
+              <w:sz w:val="15"/>
+              <w:szCs w:val="15"/>
+            </w:rPr>
+            <w:fldChar w:fldCharType="begin"/>
+          </w:r>
+          <w:r>
+            <w:rPr>
+              <w:rFonts w:ascii="Avenir Next" w:hAnsi="Avenir Next" w:cs="Avenir Next" w:eastAsia="Avenir Next"/>
+              <w:color w:val="5A5F66"/>
+              <w:sz w:val="15"/>
+              <w:szCs w:val="15"/>
+            </w:rPr>
+            <w:instrText xml:space="preserve"> NUMPAGES </w:instrText>
+          </w:r>
+          <w:r>
+            <w:rPr>
+              <w:rFonts w:ascii="Avenir Next" w:hAnsi="Avenir Next" w:cs="Avenir Next" w:eastAsia="Avenir Next"/>
+              <w:color w:val="5A5F66"/>
+              <w:sz w:val="15"/>
+              <w:szCs w:val="15"/>
+            </w:rPr>
+            <w:fldChar w:fldCharType="separate"/>
+          </w:r>
+          <w:r>
+            <w:rPr>
+              <w:rFonts w:ascii="Avenir Next" w:hAnsi="Avenir Next" w:cs="Avenir Next" w:eastAsia="Avenir Next"/>
+              <w:color w:val="5A5F66"/>
+              <w:sz w:val="15"/>
+              <w:szCs w:val="15"/>
+            </w:rPr>
+            <w:t xml:space="preserve">1</w:t>
+          </w:r>
+          <w:r>
+            <w:rPr>
+              <w:rFonts w:ascii="Avenir Next" w:hAnsi="Avenir Next" w:cs="Avenir Next" w:eastAsia="Avenir Next"/>
+              <w:color w:val="5A5F66"/>
+              <w:sz w:val="15"/>
+              <w:szCs w:val="15"/>
+            </w:rPr>
+            <w:fldChar w:fldCharType="end"/>
           </w:r>
         </w:p>
       </w:tc>
@@ -4358,5 +4465,23 @@
       </w:tblCellMar>
     </w:tblPr>
   </w:style>
+  <w:style w:type="paragraph" w:styleId="Heading1">
+    <w:name w:val="heading 1"/>
+    <w:basedOn w:val="Normal"/>
+    <w:pPr>
+      <w:outlineLvl w:val="0"/>
+      <w:keepNext w:val="0"/>
+      <w:keepLines w:val="0"/>
+    </w:pPr>
+  </w:style>
+  <w:style w:type="paragraph" w:styleId="Heading2">
+    <w:name w:val="heading 2"/>
+    <w:basedOn w:val="Normal"/>
+    <w:pPr>
+      <w:outlineLvl w:val="1"/>
+      <w:keepNext w:val="0"/>
+      <w:keepLines w:val="0"/>
+    </w:pPr>
+  </w:style>
 </w:styles>
 </file>